--- a/dist/assets/documents/Krystyna-Mishchenko-CV-DE.docx
+++ b/dist/assets/documents/Krystyna-Mishchenko-CV-DE.docx
@@ -5,52 +5,54 @@
     <w:tbl>
       <w:tblPr>
         <w:tblW w:type="auto" w:w="0"/>
-        <w:jc w:val="center"/>
         <w:tblLayout w:type="fixed"/>
         <w:tblLook w:firstColumn="1" w:firstRow="1" w:lastColumn="0" w:lastRow="0" w:noHBand="0" w:noVBand="1" w:val="04A0"/>
       </w:tblPr>
       <w:tblGrid>
-        <w:gridCol w:w="3628"/>
-        <w:gridCol w:w="7030"/>
+        <w:gridCol w:w="7824"/>
+        <w:gridCol w:w="2154"/>
       </w:tblGrid>
       <w:tr>
         <w:tc>
           <w:tcPr>
-            <w:tcW w:type="dxa" w:w="3628"/>
-            <w:vAlign w:val="top"/>
-            <w:tcMar>
-              <w:top w:w="0" w:type="dxa"/>
-              <w:bottom w:w="0" w:type="dxa"/>
-              <w:left w:w="0" w:type="dxa"/>
-              <w:right w:w="250" w:type="dxa"/>
-            </w:tcMar>
+            <w:tcW w:type="dxa" w:w="7824"/>
           </w:tcPr>
           <w:p>
             <w:pPr>
-              <w:keepNext/>
-              <w:widowControl/>
-              <w:spacing w:after="300" w:before="0" w:line="520" w:lineRule="exact"/>
-              <w:jc w:val="left"/>
+              <w:pStyle w:val="Title"/>
             </w:pPr>
             <w:r>
-              <w:rPr>
-                <w:rFonts w:ascii="Arial" w:hAnsi="Arial"/>
-                <w:b/>
-                <w:sz w:val="48"/>
-              </w:rPr>
-              <w:t>Krystyna</w:t>
-              <w:br/>
-              <w:t>Mishchenko</w:t>
+              <w:t>Krystyna Mishchenko</w:t>
+            </w:r>
+          </w:p>
+          <w:p>
+            <w:r>
+              <w:t>Keramikkünstlerin · Bildende Kunst</w:t>
             </w:r>
           </w:p>
           <w:p>
             <w:pPr>
-              <w:spacing w:after="300"/>
+              <w:spacing w:after="0"/>
             </w:pPr>
+            <w:r>
+              <w:rPr>
+                <w:sz w:val="18"/>
+              </w:rPr>
+              <w:t>Chemnitz, Sachsen, Deutschland  ·  m.krystyna.197@gmail.com</w:t>
+              <w:br/>
+              <w:t>DE +49 1575 3604617  ·  UA +380 93 1324782</w:t>
+            </w:r>
+          </w:p>
+        </w:tc>
+        <w:tc>
+          <w:tcPr>
+            <w:tcW w:type="dxa" w:w="2154"/>
+          </w:tcPr>
+          <w:p>
             <w:r>
               <w:drawing>
                 <wp:inline xmlns:a="http://schemas.openxmlformats.org/drawingml/2006/main" xmlns:pic="http://schemas.openxmlformats.org/drawingml/2006/picture">
-                  <wp:extent cx="1818000" cy="2180874"/>
+                  <wp:extent cx="972000" cy="1166012"/>
                   <wp:docPr id="1" name="Picture 1"/>
                   <wp:cNvGraphicFramePr>
                     <a:graphicFrameLocks noChangeAspect="1"/>
@@ -63,7 +65,7 @@
                           <pic:cNvPicPr/>
                         </pic:nvPicPr>
                         <pic:blipFill>
-                          <a:blip r:embed="rId9"/>
+                          <a:blip r:embed="rId10"/>
                           <a:stretch>
                             <a:fillRect/>
                           </a:stretch>
@@ -71,7 +73,7 @@
                         <pic:spPr>
                           <a:xfrm>
                             <a:off x="0" y="0"/>
-                            <a:ext cx="1818000" cy="2180874"/>
+                            <a:ext cx="972000" cy="1166012"/>
                           </a:xfrm>
                           <a:prstGeom prst="rect"/>
                         </pic:spPr>
@@ -82,915 +84,297 @@
               </w:drawing>
             </w:r>
           </w:p>
-          <w:p>
-            <w:pPr>
-              <w:keepNext/>
-              <w:widowControl/>
-              <w:spacing w:after="180" w:before="200" w:line="320" w:lineRule="exact"/>
-              <w:jc w:val="left"/>
-            </w:pPr>
-            <w:r>
-              <w:rPr>
-                <w:rFonts w:ascii="Arial" w:hAnsi="Arial"/>
-                <w:b/>
-                <w:color w:val="574B36"/>
-                <w:sz w:val="26"/>
-              </w:rPr>
-              <w:t>Persönliche Daten</w:t>
-            </w:r>
-          </w:p>
-          <w:p>
-            <w:pPr>
-              <w:keepNext/>
-              <w:widowControl/>
-              <w:spacing w:after="100" w:before="0" w:line="270" w:lineRule="exact"/>
-              <w:jc w:val="left"/>
-            </w:pPr>
-            <w:r>
-              <w:rPr>
-                <w:rFonts w:ascii="Arial" w:hAnsi="Arial"/>
-                <w:b/>
-                <w:sz w:val="22"/>
-              </w:rPr>
-              <w:t>Wohnort</w:t>
-            </w:r>
-          </w:p>
-          <w:p>
-            <w:pPr>
-              <w:widowControl/>
-              <w:spacing w:after="120" w:before="0" w:line="260" w:lineRule="exact"/>
-              <w:jc w:val="left"/>
-            </w:pPr>
-            <w:r>
-              <w:rPr>
-                <w:rFonts w:ascii="Arial" w:hAnsi="Arial"/>
-                <w:b w:val="0"/>
-                <w:sz w:val="21"/>
-              </w:rPr>
-              <w:t>Chemnitz, Sachsen, Deutschland</w:t>
-            </w:r>
-          </w:p>
-          <w:p>
-            <w:pPr>
-              <w:keepNext/>
-              <w:widowControl/>
-              <w:spacing w:after="100" w:before="0" w:line="270" w:lineRule="exact"/>
-              <w:jc w:val="left"/>
-            </w:pPr>
-            <w:r>
-              <w:rPr>
-                <w:rFonts w:ascii="Arial" w:hAnsi="Arial"/>
-                <w:b/>
-                <w:sz w:val="22"/>
-              </w:rPr>
-              <w:t>Telefon</w:t>
-            </w:r>
-          </w:p>
-          <w:p>
-            <w:pPr>
-              <w:widowControl/>
-              <w:spacing w:after="120" w:before="0" w:line="260" w:lineRule="exact"/>
-              <w:jc w:val="left"/>
-            </w:pPr>
-            <w:r>
-              <w:rPr>
-                <w:rFonts w:ascii="Arial" w:hAnsi="Arial"/>
-                <w:b w:val="0"/>
-                <w:sz w:val="21"/>
-              </w:rPr>
-              <w:t>DE +49 1575 3604617</w:t>
-              <w:br/>
-              <w:t>UA +380 93 1324782</w:t>
-            </w:r>
-          </w:p>
-          <w:p>
-            <w:pPr>
-              <w:keepNext/>
-              <w:widowControl/>
-              <w:spacing w:after="100" w:before="0" w:line="270" w:lineRule="exact"/>
-              <w:jc w:val="left"/>
-            </w:pPr>
-            <w:r>
-              <w:rPr>
-                <w:rFonts w:ascii="Arial" w:hAnsi="Arial"/>
-                <w:b/>
-                <w:sz w:val="22"/>
-              </w:rPr>
-              <w:t>E-mail</w:t>
-            </w:r>
-          </w:p>
-          <w:p>
-            <w:pPr>
-              <w:widowControl/>
-              <w:spacing w:after="120" w:before="0" w:line="240" w:lineRule="exact"/>
-              <w:jc w:val="left"/>
-            </w:pPr>
-            <w:r>
-              <w:rPr>
-                <w:rFonts w:ascii="Arial" w:hAnsi="Arial"/>
-                <w:b w:val="0"/>
-                <w:sz w:val="18"/>
-              </w:rPr>
-              <w:t>m.krystyna.197@gmail.com</w:t>
-            </w:r>
-          </w:p>
-          <w:p>
-            <w:pPr>
-              <w:keepNext/>
-              <w:widowControl/>
-              <w:spacing w:after="180" w:before="200" w:line="320" w:lineRule="exact"/>
-              <w:jc w:val="left"/>
-            </w:pPr>
-            <w:r>
-              <w:rPr>
-                <w:rFonts w:ascii="Arial" w:hAnsi="Arial"/>
-                <w:b/>
-                <w:color w:val="574B36"/>
-                <w:sz w:val="26"/>
-              </w:rPr>
-              <w:t>Sprachkenntnisse</w:t>
-            </w:r>
-          </w:p>
-          <w:p>
-            <w:pPr>
-              <w:keepNext/>
-              <w:widowControl/>
-              <w:spacing w:after="100" w:before="0" w:line="270" w:lineRule="exact"/>
-              <w:jc w:val="left"/>
-            </w:pPr>
-            <w:r>
-              <w:rPr>
-                <w:rFonts w:ascii="Arial" w:hAnsi="Arial"/>
-                <w:b/>
-                <w:sz w:val="22"/>
-              </w:rPr>
-              <w:t>Ukrainisch</w:t>
-            </w:r>
-          </w:p>
-          <w:p>
-            <w:pPr>
-              <w:widowControl/>
-              <w:spacing w:after="120" w:before="0" w:line="260" w:lineRule="exact"/>
-              <w:jc w:val="left"/>
-            </w:pPr>
-            <w:r>
-              <w:rPr>
-                <w:rFonts w:ascii="Arial" w:hAnsi="Arial"/>
-                <w:b w:val="0"/>
-                <w:sz w:val="21"/>
-              </w:rPr>
-              <w:t>Muttersprache</w:t>
-            </w:r>
-          </w:p>
-          <w:p>
-            <w:pPr>
-              <w:keepNext/>
-              <w:widowControl/>
-              <w:spacing w:after="100" w:before="0" w:line="270" w:lineRule="exact"/>
-              <w:jc w:val="left"/>
-            </w:pPr>
-            <w:r>
-              <w:rPr>
-                <w:rFonts w:ascii="Arial" w:hAnsi="Arial"/>
-                <w:b/>
-                <w:sz w:val="22"/>
-              </w:rPr>
-              <w:t>Russisch</w:t>
-            </w:r>
-          </w:p>
-          <w:p>
-            <w:pPr>
-              <w:widowControl/>
-              <w:spacing w:after="120" w:before="0" w:line="260" w:lineRule="exact"/>
-              <w:jc w:val="left"/>
-            </w:pPr>
-            <w:r>
-              <w:rPr>
-                <w:rFonts w:ascii="Arial" w:hAnsi="Arial"/>
-                <w:b w:val="0"/>
-                <w:sz w:val="21"/>
-              </w:rPr>
-              <w:t>muttersprachliches Niveau</w:t>
-            </w:r>
-          </w:p>
-          <w:p>
-            <w:pPr>
-              <w:keepNext/>
-              <w:widowControl/>
-              <w:spacing w:after="100" w:before="0" w:line="270" w:lineRule="exact"/>
-              <w:jc w:val="left"/>
-            </w:pPr>
-            <w:r>
-              <w:rPr>
-                <w:rFonts w:ascii="Arial" w:hAnsi="Arial"/>
-                <w:b/>
-                <w:sz w:val="22"/>
-              </w:rPr>
-              <w:t>Polnisch</w:t>
-            </w:r>
-          </w:p>
-          <w:p>
-            <w:pPr>
-              <w:widowControl/>
-              <w:spacing w:after="120" w:before="0" w:line="260" w:lineRule="exact"/>
-              <w:jc w:val="left"/>
-            </w:pPr>
-            <w:r>
-              <w:rPr>
-                <w:rFonts w:ascii="Arial" w:hAnsi="Arial"/>
-                <w:b w:val="0"/>
-                <w:sz w:val="21"/>
-              </w:rPr>
-              <w:t>kommunikativ, etwa A2–B1 (Selbsteinschätzung)</w:t>
-            </w:r>
-          </w:p>
-          <w:p>
-            <w:pPr>
-              <w:keepNext/>
-              <w:widowControl/>
-              <w:spacing w:after="100" w:before="0" w:line="270" w:lineRule="exact"/>
-              <w:jc w:val="left"/>
-            </w:pPr>
-            <w:r>
-              <w:rPr>
-                <w:rFonts w:ascii="Arial" w:hAnsi="Arial"/>
-                <w:b/>
-                <w:sz w:val="22"/>
-              </w:rPr>
-              <w:t>Deutsch</w:t>
-            </w:r>
-          </w:p>
-          <w:p>
-            <w:pPr>
-              <w:widowControl/>
-              <w:spacing w:after="120" w:before="0" w:line="260" w:lineRule="exact"/>
-              <w:jc w:val="left"/>
-            </w:pPr>
-            <w:r>
-              <w:rPr>
-                <w:rFonts w:ascii="Arial" w:hAnsi="Arial"/>
-                <w:b w:val="0"/>
-                <w:sz w:val="21"/>
-              </w:rPr>
-              <w:t>B1, durch Zertifikat bestätigt</w:t>
-            </w:r>
-          </w:p>
-          <w:p>
-            <w:pPr>
-              <w:keepNext/>
-              <w:widowControl/>
-              <w:spacing w:after="100" w:before="0" w:line="270" w:lineRule="exact"/>
-              <w:jc w:val="left"/>
-            </w:pPr>
-            <w:r>
-              <w:rPr>
-                <w:rFonts w:ascii="Arial" w:hAnsi="Arial"/>
-                <w:b/>
-                <w:sz w:val="22"/>
-              </w:rPr>
-              <w:t>Englisch</w:t>
-            </w:r>
-          </w:p>
-          <w:p>
-            <w:pPr>
-              <w:widowControl/>
-              <w:spacing w:after="120" w:before="0" w:line="260" w:lineRule="exact"/>
-              <w:jc w:val="left"/>
-            </w:pPr>
-            <w:r>
-              <w:rPr>
-                <w:rFonts w:ascii="Arial" w:hAnsi="Arial"/>
-                <w:b w:val="0"/>
-                <w:sz w:val="21"/>
-              </w:rPr>
-              <w:t>Grundkenntnisse</w:t>
-            </w:r>
-          </w:p>
-        </w:tc>
-        <w:tc>
-          <w:tcPr>
-            <w:tcW w:type="dxa" w:w="7030"/>
-            <w:vAlign w:val="top"/>
-            <w:tcMar>
-              <w:top w:w="0" w:type="dxa"/>
-              <w:bottom w:w="0" w:type="dxa"/>
-              <w:left w:w="0" w:type="dxa"/>
-              <w:right w:w="0" w:type="dxa"/>
-            </w:tcMar>
-          </w:tcPr>
-          <w:p>
-            <w:pPr>
-              <w:keepNext/>
-              <w:widowControl/>
-              <w:spacing w:after="180" w:before="200" w:line="320" w:lineRule="exact"/>
-              <w:jc w:val="left"/>
-            </w:pPr>
-            <w:r>
-              <w:rPr>
-                <w:rFonts w:ascii="Arial" w:hAnsi="Arial"/>
-                <w:b/>
-                <w:color w:val="574B36"/>
-                <w:sz w:val="26"/>
-              </w:rPr>
-              <w:t>Berufliches Profil</w:t>
-            </w:r>
-          </w:p>
-          <w:p>
-            <w:pPr>
-              <w:widowControl/>
-              <w:spacing w:after="120" w:before="0" w:line="260" w:lineRule="exact"/>
-              <w:jc w:val="both"/>
-            </w:pPr>
-            <w:r>
-              <w:rPr>
-                <w:rFonts w:ascii="Arial" w:hAnsi="Arial"/>
-                <w:b w:val="0"/>
-                <w:sz w:val="21"/>
-              </w:rPr>
-              <w:t>Ukrainische Künstlerin in den Bereichen zeitgenössische künstlerische Keramik, Skulptur, dekorative und angewandte Kunst sowie bildende Kunst.</w:t>
-            </w:r>
-          </w:p>
-          <w:p>
-            <w:pPr>
-              <w:widowControl/>
-              <w:spacing w:after="120" w:before="0" w:line="260" w:lineRule="exact"/>
-              <w:jc w:val="both"/>
-            </w:pPr>
-            <w:r>
-              <w:rPr>
-                <w:rFonts w:ascii="Arial" w:hAnsi="Arial"/>
-                <w:b w:val="0"/>
-                <w:sz w:val="21"/>
-              </w:rPr>
-              <w:t>Die künstlerische Praxis umfasst die Gestaltung eigenständiger skulpturaler Objekte, konzeptueller und veränderbarer Kompositionen, dekorativer Keramik, Grafik und Malerei.</w:t>
-            </w:r>
-          </w:p>
-          <w:p>
-            <w:pPr>
-              <w:widowControl/>
-              <w:spacing w:after="120" w:before="0" w:line="260" w:lineRule="exact"/>
-              <w:jc w:val="both"/>
-            </w:pPr>
-            <w:r>
-              <w:rPr>
-                <w:rFonts w:ascii="Arial" w:hAnsi="Arial"/>
-                <w:b w:val="0"/>
-                <w:sz w:val="21"/>
-              </w:rPr>
-              <w:t>Zentrale Themen der künstlerischen Auseinandersetzung sind menschliche Identität, Individualität, Erinnerung, innere Widersprüche, Entscheidungsfreiheit und die Beziehung des Individuums zu seiner Umwelt.</w:t>
-            </w:r>
-          </w:p>
-          <w:p>
-            <w:pPr>
-              <w:widowControl/>
-              <w:spacing w:after="120" w:before="0" w:line="260" w:lineRule="exact"/>
-              <w:jc w:val="both"/>
-            </w:pPr>
-            <w:r>
-              <w:rPr>
-                <w:rFonts w:ascii="Arial" w:hAnsi="Arial"/>
-                <w:b w:val="0"/>
-                <w:sz w:val="21"/>
-              </w:rPr>
-              <w:t>Die berufliche Erfahrung umfasst die Entwicklung künstlerischer Konzepte, die Arbeit mit unterschiedlichen keramischen Materialien und Dekorationstechniken, die Organisation kreativer Prozesse, Teamkoordination und Keramikunterricht für Kinder und Erwachsene.</w:t>
-            </w:r>
-          </w:p>
-          <w:p>
-            <w:pPr>
-              <w:keepNext/>
-              <w:widowControl/>
-              <w:spacing w:after="180" w:before="200" w:line="320" w:lineRule="exact"/>
-              <w:jc w:val="left"/>
-            </w:pPr>
-            <w:r>
-              <w:rPr>
-                <w:rFonts w:ascii="Arial" w:hAnsi="Arial"/>
-                <w:b/>
-                <w:color w:val="574B36"/>
-                <w:sz w:val="26"/>
-              </w:rPr>
-              <w:t>Ausbildung</w:t>
-            </w:r>
-          </w:p>
-          <w:p>
-            <w:pPr>
-              <w:keepNext/>
-              <w:widowControl/>
-              <w:spacing w:after="100" w:before="0" w:line="270" w:lineRule="exact"/>
-              <w:jc w:val="left"/>
-            </w:pPr>
-            <w:r>
-              <w:rPr>
-                <w:rFonts w:ascii="Arial" w:hAnsi="Arial"/>
-                <w:b/>
-                <w:sz w:val="22"/>
-              </w:rPr>
-              <w:t>Masterabschluss, 2020–2022</w:t>
-            </w:r>
-          </w:p>
-          <w:p>
-            <w:pPr>
-              <w:widowControl/>
-              <w:spacing w:after="120" w:before="0" w:line="260" w:lineRule="exact"/>
-              <w:jc w:val="both"/>
-            </w:pPr>
-            <w:r>
-              <w:rPr>
-                <w:rFonts w:ascii="Arial" w:hAnsi="Arial"/>
-                <w:b w:val="0"/>
-                <w:sz w:val="21"/>
-              </w:rPr>
-              <w:t>Staatliche Akademie für dekorative Kunst und Design namens Mychajlo Bojtschuk, Kyjiw, Ukraine.</w:t>
-            </w:r>
-          </w:p>
-          <w:p>
-            <w:pPr>
-              <w:widowControl/>
-              <w:spacing w:after="120" w:before="0" w:line="260" w:lineRule="exact"/>
-              <w:jc w:val="both"/>
-            </w:pPr>
-            <w:r>
-              <w:rPr>
-                <w:rFonts w:ascii="Arial" w:hAnsi="Arial"/>
-                <w:b w:val="0"/>
-                <w:sz w:val="21"/>
-              </w:rPr>
-              <w:t>Fachrichtung: bildende, dekorative und angewandte Kunst, Restaurierung. Schwerpunkt: künstlerische Keramik. Qualifikation: Künstlerin für dekorative und angewandte Kunst.</w:t>
-            </w:r>
-          </w:p>
-          <w:p>
-            <w:pPr>
-              <w:keepNext/>
-              <w:widowControl/>
-              <w:spacing w:after="100" w:before="0" w:line="270" w:lineRule="exact"/>
-              <w:jc w:val="left"/>
-            </w:pPr>
-            <w:r>
-              <w:rPr>
-                <w:rFonts w:ascii="Arial" w:hAnsi="Arial"/>
-                <w:b/>
-                <w:sz w:val="22"/>
-              </w:rPr>
-              <w:t>Bachelorabschluss, 2016–2020</w:t>
-            </w:r>
-          </w:p>
-          <w:p>
-            <w:pPr>
-              <w:widowControl/>
-              <w:spacing w:after="120" w:before="0" w:line="260" w:lineRule="exact"/>
-              <w:jc w:val="both"/>
-            </w:pPr>
-            <w:r>
-              <w:rPr>
-                <w:rFonts w:ascii="Arial" w:hAnsi="Arial"/>
-                <w:b w:val="0"/>
-                <w:sz w:val="21"/>
-              </w:rPr>
-              <w:t>Staatliche Akademie für dekorative Kunst und Design namens Mychajlo Bojtschuk, Kyjiw, Ukraine.</w:t>
-            </w:r>
-          </w:p>
-          <w:p>
-            <w:pPr>
-              <w:widowControl/>
-              <w:spacing w:after="120" w:before="0" w:line="260" w:lineRule="exact"/>
-              <w:jc w:val="both"/>
-            </w:pPr>
-            <w:r>
-              <w:rPr>
-                <w:rFonts w:ascii="Arial" w:hAnsi="Arial"/>
-                <w:b w:val="0"/>
-                <w:sz w:val="21"/>
-              </w:rPr>
-              <w:t>Fachrichtung: bildende, dekorative und angewandte Kunst. Schwerpunkt: künstlerische Keramik.</w:t>
-            </w:r>
-          </w:p>
-          <w:p>
-            <w:pPr>
-              <w:keepNext/>
-              <w:widowControl/>
-              <w:spacing w:after="100" w:before="0" w:line="270" w:lineRule="exact"/>
-              <w:jc w:val="left"/>
-            </w:pPr>
-            <w:r>
-              <w:rPr>
-                <w:rFonts w:ascii="Arial" w:hAnsi="Arial"/>
-                <w:b/>
-                <w:sz w:val="22"/>
-              </w:rPr>
-              <w:t>Diplom: Junior-Spezialistin, 2012–2016</w:t>
-            </w:r>
-          </w:p>
-          <w:p>
-            <w:pPr>
-              <w:widowControl/>
-              <w:spacing w:after="120" w:before="0" w:line="260" w:lineRule="exact"/>
-              <w:jc w:val="both"/>
-            </w:pPr>
-            <w:r>
-              <w:rPr>
-                <w:rFonts w:ascii="Arial" w:hAnsi="Arial"/>
-                <w:b w:val="0"/>
-                <w:sz w:val="21"/>
-              </w:rPr>
-              <w:t>Kunstfachschule Charkiw, Ukraine. Kunst; Qualifikation: ausführende Künstlerin und Lehrerin.</w:t>
-            </w:r>
-          </w:p>
         </w:tc>
       </w:tr>
     </w:tbl>
+    <w:p>
+      <w:pPr>
+        <w:pStyle w:val="Heading1"/>
+      </w:pPr>
+      <w:r>
+        <w:t>Berufliches Profil</w:t>
+      </w:r>
+    </w:p>
+    <w:p>
+      <w:r>
+        <w:t>Keramikkünstlerin mit Schwerpunkt auf skulpturalen und veränderbaren Kompositionen, dekorativer Keramik, Zeichnung und Malerei. Ihre Arbeit untersucht Identität, Erinnerung, menschliche Beziehungen sowie das Zusammenspiel von Form und Leere. Erfahrung in der Keramikproduktion, Teamkoordination und im Unterrichten von Kindern und Erwachsenen.</w:t>
+      </w:r>
+    </w:p>
+    <w:p>
+      <w:pPr>
+        <w:pStyle w:val="Heading1"/>
+      </w:pPr>
+      <w:r>
+        <w:t>Ausbildung</w:t>
+      </w:r>
+    </w:p>
+    <w:p>
+      <w:pPr>
+        <w:pStyle w:val="Heading2"/>
+      </w:pPr>
+      <w:r>
+        <w:t>Masterabschluss, 2020–2022</w:t>
+      </w:r>
+    </w:p>
+    <w:p>
+      <w:r>
+        <w:t>Staatliche Akademie für dekorative Kunst und Design namens Mychajlo Bojtschuk, Kyjiw, Ukraine.</w:t>
+      </w:r>
+    </w:p>
+    <w:p>
+      <w:r>
+        <w:t>Künstlerische Keramik</w:t>
+      </w:r>
+    </w:p>
+    <w:p>
+      <w:pPr>
+        <w:pStyle w:val="Heading2"/>
+      </w:pPr>
+      <w:r>
+        <w:t>Bachelorabschluss, 2016–2020</w:t>
+      </w:r>
+    </w:p>
+    <w:p>
+      <w:r>
+        <w:t>Staatliche Akademie für dekorative Kunst und Design namens Mychajlo Bojtschuk, Kyjiw, Ukraine.</w:t>
+      </w:r>
+    </w:p>
+    <w:p>
+      <w:r>
+        <w:t>Künstlerische Keramik</w:t>
+      </w:r>
+    </w:p>
+    <w:p>
+      <w:pPr>
+        <w:pStyle w:val="Heading2"/>
+      </w:pPr>
+      <w:r>
+        <w:t>Diplom: Junior-Spezialistin, 2012–2016</w:t>
+      </w:r>
+    </w:p>
+    <w:p>
+      <w:r>
+        <w:t>Kunstfachschule Charkiw, Ukraine. Kunst; Qualifikation: ausführende Künstlerin und Lehrerin.</w:t>
+      </w:r>
+    </w:p>
+    <w:p>
+      <w:pPr>
+        <w:pStyle w:val="Heading1"/>
+      </w:pPr>
+      <w:r>
+        <w:t>Mitgliedschaft</w:t>
+      </w:r>
+    </w:p>
+    <w:p>
+      <w:r>
+        <w:t>Seit August 2022 — Verband Polnischer Bildender Künstler (ZPAP), Warschau, Polen.</w:t>
+      </w:r>
+    </w:p>
+    <w:p>
+      <w:pPr>
+        <w:pStyle w:val="Heading1"/>
+      </w:pPr>
+      <w:r>
+        <w:t>Sprachkenntnisse</w:t>
+      </w:r>
+    </w:p>
+    <w:p>
+      <w:r>
+        <w:t>Ukrainisch — Muttersprache</w:t>
+      </w:r>
+    </w:p>
+    <w:p>
+      <w:r>
+        <w:t>Russisch — muttersprachliches Niveau</w:t>
+      </w:r>
+    </w:p>
+    <w:p>
+      <w:r>
+        <w:t>Polnisch — kommunikativ, etwa A2–B1 (Selbsteinschätzung)</w:t>
+      </w:r>
+    </w:p>
+    <w:p>
+      <w:r>
+        <w:t>Deutsch — B1, durch Zertifikat bestätigt</w:t>
+      </w:r>
+    </w:p>
+    <w:p>
+      <w:r>
+        <w:t>Englisch — Grundkenntnisse</w:t>
+      </w:r>
+    </w:p>
     <w:p>
       <w:r>
         <w:br w:type="page"/>
       </w:r>
     </w:p>
-    <w:tbl>
-      <w:tblPr>
-        <w:tblW w:type="auto" w:w="0"/>
-        <w:jc w:val="center"/>
-        <w:tblLayout w:type="fixed"/>
-        <w:tblLook w:firstColumn="1" w:firstRow="1" w:lastColumn="0" w:lastRow="0" w:noHBand="0" w:noVBand="1" w:val="04A0"/>
-      </w:tblPr>
-      <w:tblGrid>
-        <w:gridCol w:w="3628"/>
-        <w:gridCol w:w="7030"/>
-      </w:tblGrid>
-      <w:tr>
-        <w:tc>
-          <w:tcPr>
-            <w:tcW w:type="dxa" w:w="3628"/>
-            <w:vAlign w:val="top"/>
-            <w:tcMar>
-              <w:top w:w="0" w:type="dxa"/>
-              <w:bottom w:w="0" w:type="dxa"/>
-              <w:left w:w="0" w:type="dxa"/>
-              <w:right w:w="250" w:type="dxa"/>
-            </w:tcMar>
-          </w:tcPr>
-          <w:p>
-            <w:pPr>
-              <w:keepNext/>
-              <w:widowControl/>
-              <w:spacing w:after="300" w:before="0" w:line="520" w:lineRule="exact"/>
-              <w:jc w:val="left"/>
-            </w:pPr>
-            <w:r>
-              <w:rPr>
-                <w:rFonts w:ascii="Arial" w:hAnsi="Arial"/>
-                <w:b/>
-                <w:sz w:val="48"/>
-              </w:rPr>
-              <w:t>Krystyna</w:t>
-              <w:br/>
-              <w:t>Mishchenko</w:t>
-            </w:r>
-          </w:p>
-          <w:p>
-            <w:pPr>
-              <w:widowControl/>
-              <w:spacing w:after="120" w:before="0" w:line="260" w:lineRule="exact"/>
-              <w:jc w:val="left"/>
-            </w:pPr>
-            <w:r>
-              <w:rPr>
-                <w:rFonts w:ascii="Arial" w:hAnsi="Arial"/>
-                <w:b w:val="0"/>
-                <w:sz w:val="21"/>
-              </w:rPr>
-              <w:t>Keramikkünstlerin | Skulptur | Bildende Kunst</w:t>
-            </w:r>
-          </w:p>
-          <w:p>
-            <w:pPr>
-              <w:keepNext/>
-              <w:widowControl/>
-              <w:spacing w:after="180" w:before="200" w:line="320" w:lineRule="exact"/>
-              <w:jc w:val="left"/>
-            </w:pPr>
-            <w:r>
-              <w:rPr>
-                <w:rFonts w:ascii="Arial" w:hAnsi="Arial"/>
-                <w:b/>
-                <w:color w:val="574B36"/>
-                <w:sz w:val="26"/>
-              </w:rPr>
-              <w:t>Mitgliedschaft</w:t>
-            </w:r>
-          </w:p>
-          <w:p>
-            <w:pPr>
-              <w:widowControl/>
-              <w:spacing w:after="120" w:before="0" w:line="260" w:lineRule="exact"/>
-              <w:jc w:val="both"/>
-            </w:pPr>
-            <w:r>
-              <w:rPr>
-                <w:rFonts w:ascii="Arial" w:hAnsi="Arial"/>
-                <w:b w:val="0"/>
-                <w:sz w:val="21"/>
-              </w:rPr>
-              <w:t>Seit August 2022 — Verband Polnischer Bildender Künstler (ZPAP), Warschau, Polen.</w:t>
-            </w:r>
-          </w:p>
-        </w:tc>
-        <w:tc>
-          <w:tcPr>
-            <w:tcW w:type="dxa" w:w="7030"/>
-            <w:vAlign w:val="top"/>
-            <w:tcMar>
-              <w:top w:w="0" w:type="dxa"/>
-              <w:bottom w:w="0" w:type="dxa"/>
-              <w:left w:w="0" w:type="dxa"/>
-              <w:right w:w="0" w:type="dxa"/>
-            </w:tcMar>
-          </w:tcPr>
-          <w:p>
-            <w:pPr>
-              <w:keepNext/>
-              <w:widowControl/>
-              <w:spacing w:after="180" w:before="200" w:line="320" w:lineRule="exact"/>
-              <w:jc w:val="left"/>
-            </w:pPr>
-            <w:r>
-              <w:rPr>
-                <w:rFonts w:ascii="Arial" w:hAnsi="Arial"/>
-                <w:b/>
-                <w:color w:val="574B36"/>
-                <w:sz w:val="26"/>
-              </w:rPr>
-              <w:t>Berufserfahrung</w:t>
-            </w:r>
-          </w:p>
-          <w:p>
-            <w:pPr>
-              <w:keepNext/>
-              <w:widowControl/>
-              <w:spacing w:after="100" w:before="0" w:line="270" w:lineRule="exact"/>
-              <w:jc w:val="left"/>
-            </w:pPr>
-            <w:r>
-              <w:rPr>
-                <w:rFonts w:ascii="Arial" w:hAnsi="Arial"/>
-                <w:b/>
-                <w:sz w:val="22"/>
-              </w:rPr>
-              <w:t>11.2020–02.2022 | SAGA POTTERY</w:t>
-            </w:r>
-          </w:p>
-          <w:p>
-            <w:pPr>
-              <w:widowControl/>
-              <w:spacing w:after="120" w:before="0" w:line="260" w:lineRule="exact"/>
-              <w:jc w:val="left"/>
-            </w:pPr>
-            <w:r>
-              <w:rPr>
-                <w:rFonts w:ascii="Arial" w:hAnsi="Arial"/>
-                <w:b w:val="0"/>
-                <w:sz w:val="21"/>
-              </w:rPr>
-              <w:t>Keramikkünstlerin</w:t>
-            </w:r>
-          </w:p>
-          <w:p>
-            <w:pPr>
-              <w:widowControl/>
-              <w:spacing w:after="120" w:before="0" w:line="260" w:lineRule="exact"/>
-              <w:jc w:val="both"/>
-            </w:pPr>
-            <w:r>
-              <w:rPr>
-                <w:rFonts w:ascii="Arial" w:hAnsi="Arial"/>
-                <w:b w:val="0"/>
-                <w:sz w:val="21"/>
-              </w:rPr>
-              <w:t>Entwicklung künstlerischer Lösungen, dekorative Gestaltung keramischer Arbeiten sowie Arbeit mit Form, Oberflächenstruktur, Glasuren und Pigmenten.</w:t>
-            </w:r>
-          </w:p>
-          <w:p>
-            <w:pPr>
-              <w:keepNext/>
-              <w:widowControl/>
-              <w:spacing w:after="100" w:before="0" w:line="270" w:lineRule="exact"/>
-              <w:jc w:val="left"/>
-            </w:pPr>
-            <w:r>
-              <w:rPr>
-                <w:rFonts w:ascii="Arial" w:hAnsi="Arial"/>
-                <w:b/>
-                <w:sz w:val="22"/>
-              </w:rPr>
-              <w:t>2018–2021 | PROCS</w:t>
-            </w:r>
-          </w:p>
-          <w:p>
-            <w:pPr>
-              <w:widowControl/>
-              <w:spacing w:after="120" w:before="0" w:line="260" w:lineRule="exact"/>
-              <w:jc w:val="left"/>
-            </w:pPr>
-            <w:r>
-              <w:rPr>
-                <w:rFonts w:ascii="Arial" w:hAnsi="Arial"/>
-                <w:b w:val="0"/>
-                <w:sz w:val="21"/>
-              </w:rPr>
-              <w:t>Keramikkünstlerin</w:t>
-            </w:r>
-          </w:p>
-          <w:p>
-            <w:pPr>
-              <w:widowControl/>
-              <w:spacing w:after="120" w:before="0" w:line="260" w:lineRule="exact"/>
-              <w:jc w:val="both"/>
-            </w:pPr>
-            <w:r>
-              <w:rPr>
-                <w:rFonts w:ascii="Arial" w:hAnsi="Arial"/>
-                <w:b w:val="0"/>
-                <w:sz w:val="21"/>
-              </w:rPr>
-              <w:t>Entwicklung künstlerischer und dekorativer Lösungen, Organisation von Arbeitsabläufen, Teamkoordination, Zusammenarbeit mit Partnern und Lieferanten sowie Mitwirkung an der Mitarbeiterschulung.</w:t>
-            </w:r>
-          </w:p>
-          <w:p>
-            <w:pPr>
-              <w:keepNext/>
-              <w:widowControl/>
-              <w:spacing w:after="100" w:before="0" w:line="270" w:lineRule="exact"/>
-              <w:jc w:val="left"/>
-            </w:pPr>
-            <w:r>
-              <w:rPr>
-                <w:rFonts w:ascii="Arial" w:hAnsi="Arial"/>
-                <w:b/>
-                <w:sz w:val="22"/>
-              </w:rPr>
-              <w:t>2020 | Studio Gozhar</w:t>
-            </w:r>
-          </w:p>
-          <w:p>
-            <w:pPr>
-              <w:widowControl/>
-              <w:spacing w:after="120" w:before="0" w:line="260" w:lineRule="exact"/>
-              <w:jc w:val="left"/>
-            </w:pPr>
-            <w:r>
-              <w:rPr>
-                <w:rFonts w:ascii="Arial" w:hAnsi="Arial"/>
-                <w:b w:val="0"/>
-                <w:sz w:val="21"/>
-              </w:rPr>
-              <w:t>Keramikkünstlerin und Lehrerin</w:t>
-            </w:r>
-          </w:p>
-          <w:p>
-            <w:pPr>
-              <w:widowControl/>
-              <w:spacing w:after="120" w:before="0" w:line="260" w:lineRule="exact"/>
-              <w:jc w:val="both"/>
-            </w:pPr>
-            <w:r>
-              <w:rPr>
-                <w:rFonts w:ascii="Arial" w:hAnsi="Arial"/>
-                <w:b w:val="0"/>
-                <w:sz w:val="21"/>
-              </w:rPr>
-              <w:t>Keramikkurse und Workshops für Kinder und Erwachsene, Entwicklung von Lernaufgaben und kreativen Übungen sowie Ausführung individueller künstlerischer Aufträge.</w:t>
-            </w:r>
-          </w:p>
-          <w:p>
-            <w:pPr>
-              <w:keepNext/>
-              <w:widowControl/>
-              <w:spacing w:after="180" w:before="200" w:line="320" w:lineRule="exact"/>
-              <w:jc w:val="left"/>
-            </w:pPr>
-            <w:r>
-              <w:rPr>
-                <w:rFonts w:ascii="Arial" w:hAnsi="Arial"/>
-                <w:b/>
-                <w:color w:val="574B36"/>
-                <w:sz w:val="26"/>
-              </w:rPr>
-              <w:t>Künstlerische und berufliche Kompetenzen</w:t>
-            </w:r>
-          </w:p>
-          <w:p>
-            <w:pPr>
-              <w:widowControl/>
-              <w:spacing w:after="120" w:before="0" w:line="260" w:lineRule="exact"/>
-              <w:jc w:val="both"/>
-            </w:pPr>
-            <w:r>
-              <w:rPr>
-                <w:rFonts w:ascii="Arial" w:hAnsi="Arial"/>
-                <w:b w:val="0"/>
-                <w:sz w:val="21"/>
-              </w:rPr>
-              <w:t>• Eigenständige keramische Skulptur und räumliche Komposition.</w:t>
-            </w:r>
-          </w:p>
-          <w:p>
-            <w:pPr>
-              <w:widowControl/>
-              <w:spacing w:after="120" w:before="0" w:line="260" w:lineRule="exact"/>
-              <w:jc w:val="both"/>
-            </w:pPr>
-            <w:r>
-              <w:rPr>
-                <w:rFonts w:ascii="Arial" w:hAnsi="Arial"/>
-                <w:b w:val="0"/>
-                <w:sz w:val="21"/>
-              </w:rPr>
-              <w:t>• Konzeptuelle, modulare und veränderbare Kunstobjekte.</w:t>
-            </w:r>
-          </w:p>
-          <w:p>
-            <w:pPr>
-              <w:widowControl/>
-              <w:spacing w:after="120" w:before="0" w:line="260" w:lineRule="exact"/>
-              <w:jc w:val="both"/>
-            </w:pPr>
-            <w:r>
-              <w:rPr>
-                <w:rFonts w:ascii="Arial" w:hAnsi="Arial"/>
-                <w:b w:val="0"/>
-                <w:sz w:val="21"/>
-              </w:rPr>
-              <w:t>• Handmodellieren, Formen, Gravieren und Arbeit mit schamottierten Tonmassen.</w:t>
-            </w:r>
-          </w:p>
-          <w:p>
-            <w:pPr>
-              <w:widowControl/>
-              <w:spacing w:after="120" w:before="0" w:line="260" w:lineRule="exact"/>
-              <w:jc w:val="both"/>
-            </w:pPr>
-            <w:r>
-              <w:rPr>
-                <w:rFonts w:ascii="Arial" w:hAnsi="Arial"/>
-                <w:b w:val="0"/>
-                <w:sz w:val="21"/>
-              </w:rPr>
-              <w:t>• Keramische Dekoration mit Engoben, Pigmenten, Glasuren, Oxiden und Glaseinschlüssen.</w:t>
-            </w:r>
-          </w:p>
-          <w:p>
-            <w:pPr>
-              <w:widowControl/>
-              <w:spacing w:after="120" w:before="0" w:line="260" w:lineRule="exact"/>
-              <w:jc w:val="both"/>
-            </w:pPr>
-            <w:r>
-              <w:rPr>
-                <w:rFonts w:ascii="Arial" w:hAnsi="Arial"/>
-                <w:b w:val="0"/>
-                <w:sz w:val="21"/>
-              </w:rPr>
-              <w:t>• Akademisches Zeichnen, Malerei, Grafik und dekorative Komposition.</w:t>
-            </w:r>
-          </w:p>
-          <w:p>
-            <w:pPr>
-              <w:widowControl/>
-              <w:spacing w:after="120" w:before="0" w:line="260" w:lineRule="exact"/>
-              <w:jc w:val="both"/>
-            </w:pPr>
-            <w:r>
-              <w:rPr>
-                <w:rFonts w:ascii="Arial" w:hAnsi="Arial"/>
-                <w:b w:val="0"/>
-                <w:sz w:val="21"/>
-              </w:rPr>
-              <w:t>• Entwicklung künstlerischer Konzepte und visueller Lösungen.</w:t>
-            </w:r>
-          </w:p>
-          <w:p>
-            <w:pPr>
-              <w:widowControl/>
-              <w:spacing w:after="120" w:before="0" w:line="260" w:lineRule="exact"/>
-              <w:jc w:val="both"/>
-            </w:pPr>
-            <w:r>
-              <w:rPr>
-                <w:rFonts w:ascii="Arial" w:hAnsi="Arial"/>
-                <w:b w:val="0"/>
-                <w:sz w:val="21"/>
-              </w:rPr>
-              <w:t>• Koordination kreativer Teams und Organisation gemeinsamer Arbeit.</w:t>
-            </w:r>
-          </w:p>
-        </w:tc>
-      </w:tr>
-    </w:tbl>
+    <w:p>
+      <w:pPr>
+        <w:pStyle w:val="Title"/>
+      </w:pPr>
+      <w:r>
+        <w:t>Krystyna Mishchenko</w:t>
+      </w:r>
+    </w:p>
+    <w:p>
+      <w:r>
+        <w:t>Keramikkünstlerin · Bildende Kunst</w:t>
+      </w:r>
+    </w:p>
+    <w:p>
+      <w:pPr>
+        <w:pStyle w:val="Heading1"/>
+      </w:pPr>
+      <w:r>
+        <w:t>Berufserfahrung</w:t>
+      </w:r>
+    </w:p>
+    <w:p>
+      <w:pPr>
+        <w:pStyle w:val="Heading2"/>
+      </w:pPr>
+      <w:r>
+        <w:t>11.2020–02.2022 · SAGA POTTERY</w:t>
+      </w:r>
+    </w:p>
+    <w:p>
+      <w:r>
+        <w:t>Keramikkünstlerin</w:t>
+      </w:r>
+    </w:p>
+    <w:p>
+      <w:r>
+        <w:t>Entwicklung künstlerischer Lösungen, dekorative Gestaltung keramischer Arbeiten sowie Arbeit mit Form, Oberflächenstruktur, Glasuren und Pigmenten.</w:t>
+      </w:r>
+    </w:p>
+    <w:p>
+      <w:pPr>
+        <w:pStyle w:val="Heading2"/>
+      </w:pPr>
+      <w:r>
+        <w:t>2018–2021 · PROCS</w:t>
+      </w:r>
+    </w:p>
+    <w:p>
+      <w:r>
+        <w:t>Keramikkünstlerin</w:t>
+      </w:r>
+    </w:p>
+    <w:p>
+      <w:r>
+        <w:t>Entwicklung künstlerischer und dekorativer Lösungen, Organisation von Arbeitsabläufen, Teamkoordination, Zusammenarbeit mit Partnern und Lieferanten sowie Mitwirkung an der Mitarbeiterschulung.</w:t>
+      </w:r>
+    </w:p>
+    <w:p>
+      <w:pPr>
+        <w:pStyle w:val="Heading2"/>
+      </w:pPr>
+      <w:r>
+        <w:t>2020 · Studio Gozhar</w:t>
+      </w:r>
+    </w:p>
+    <w:p>
+      <w:r>
+        <w:t>Keramikkünstlerin</w:t>
+      </w:r>
+    </w:p>
+    <w:p>
+      <w:r>
+        <w:t>Keramikkurse und Workshops für Kinder und Erwachsene, Entwicklung von Lernaufgaben und kreativen Übungen sowie Ausführung individueller künstlerischer Aufträge.</w:t>
+      </w:r>
+    </w:p>
+    <w:p>
+      <w:pPr>
+        <w:pStyle w:val="Heading1"/>
+      </w:pPr>
+      <w:r>
+        <w:t>Künstlerische und berufliche Kompetenzen</w:t>
+      </w:r>
+    </w:p>
+    <w:p>
+      <w:pPr>
+        <w:pStyle w:val="ListBullet"/>
+      </w:pPr>
+      <w:r>
+        <w:t>Eigenständige keramische Skulptur und räumliche Komposition.</w:t>
+      </w:r>
+    </w:p>
+    <w:p>
+      <w:pPr>
+        <w:pStyle w:val="ListBullet"/>
+      </w:pPr>
+      <w:r>
+        <w:t>Konzeptuelle, modulare und veränderbare Kunstobjekte.</w:t>
+      </w:r>
+    </w:p>
+    <w:p>
+      <w:pPr>
+        <w:pStyle w:val="ListBullet"/>
+      </w:pPr>
+      <w:r>
+        <w:t>Handmodellieren, Formen, Gravieren und Arbeit mit schamottierten Tonmassen.</w:t>
+      </w:r>
+    </w:p>
+    <w:p>
+      <w:pPr>
+        <w:pStyle w:val="ListBullet"/>
+      </w:pPr>
+      <w:r>
+        <w:t>Keramische Dekoration mit Engoben, Pigmenten, Glasuren, Oxiden und Glaseinschlüssen.</w:t>
+      </w:r>
+    </w:p>
+    <w:p>
+      <w:pPr>
+        <w:pStyle w:val="ListBullet"/>
+      </w:pPr>
+      <w:r>
+        <w:t>Akademisches Zeichnen, Malerei, Grafik und dekorative Komposition.</w:t>
+      </w:r>
+    </w:p>
+    <w:p>
+      <w:pPr>
+        <w:pStyle w:val="ListBullet"/>
+      </w:pPr>
+      <w:r>
+        <w:t>Entwicklung künstlerischer Konzepte und visueller Lösungen.</w:t>
+      </w:r>
+    </w:p>
+    <w:p>
+      <w:pPr>
+        <w:pStyle w:val="ListBullet"/>
+      </w:pPr>
+      <w:r>
+        <w:t>Koordination kreativer Teams und Organisation gemeinsamer Arbeit.</w:t>
+      </w:r>
+    </w:p>
     <w:sectPr>
+      <w:footerReference w:type="default" r:id="rId9"/>
       <w:pgSz w:w="11906" w:h="16838"/>
-      <w:pgMar w:top="652" w:right="624" w:bottom="680" w:left="624" w:header="720" w:footer="720" w:gutter="0"/>
+      <w:pgMar w:top="879" w:right="964" w:bottom="850" w:left="964" w:header="720" w:footer="720" w:gutter="0"/>
       <w:cols w:space="720"/>
       <w:docGrid w:linePitch="360"/>
     </w:sectPr>
   </w:body>
 </w:document>
+</file>
+
+<file path=word/footer1.xml><?xml version="1.0" encoding="utf-8"?>
+<w:ftr xmlns:m="http://schemas.openxmlformats.org/officeDocument/2006/math" xmlns:mc="http://schemas.openxmlformats.org/markup-compatibility/2006" xmlns:mo="http://schemas.microsoft.com/office/mac/office/2008/main" xmlns:mv="urn:schemas-microsoft-com:mac:vml" xmlns:o="urn:schemas-microsoft-com:office:office" xmlns:r="http://schemas.openxmlformats.org/officeDocument/2006/relationships" xmlns:v="urn:schemas-microsoft-com:vml" xmlns:w10="urn:schemas-microsoft-com:office:word" xmlns:w14="http://schemas.microsoft.com/office/word/2010/wordml" xmlns:w="http://schemas.openxmlformats.org/wordprocessingml/2006/main" xmlns:wne="http://schemas.microsoft.com/office/word/2006/wordml" xmlns:wp14="http://schemas.microsoft.com/office/word/2010/wordprocessingDrawing" xmlns:wp="http://schemas.openxmlformats.org/drawingml/2006/wordprocessingDrawing" xmlns:wpc="http://schemas.microsoft.com/office/word/2010/wordprocessingCanvas" xmlns:wpg="http://schemas.microsoft.com/office/word/2010/wordprocessingGroup" xmlns:wpi="http://schemas.microsoft.com/office/word/2010/wordprocessingInk" xmlns:wps="http://schemas.microsoft.com/office/word/2010/wordprocessingShape" mc:Ignorable="w14 wp14">
+  <w:p>
+    <w:pPr>
+      <w:pStyle w:val="Footer"/>
+      <w:jc w:val="right"/>
+    </w:pPr>
+    <w:r>
+      <w:rPr>
+        <w:color w:val="666666"/>
+        <w:sz w:val="16"/>
+      </w:rPr>
+      <w:t xml:space="preserve">Krystyna Mishchenko  ·  </w:t>
+    </w:r>
+    <w:fldSimple w:instr="PAGE"/>
+  </w:p>
+</w:ftr>
 </file>
 
 <file path=word/numbering.xml><?xml version="1.0" encoding="utf-8"?>
@@ -1357,10 +741,12 @@
     <w:qFormat/>
     <w:rsid w:val="00FC693F"/>
     <w:pPr>
-      <w:spacing w:line="240" w:lineRule="auto" w:after="120"/>
+      <w:widowControl/>
+      <w:spacing w:after="120" w:line="269" w:lineRule="auto"/>
     </w:pPr>
     <w:rPr>
       <w:rFonts w:ascii="Arial" w:hAnsi="Arial"/>
+      <w:color w:val="000000"/>
       <w:sz w:val="21"/>
     </w:rPr>
   </w:style>
@@ -1419,15 +805,15 @@
     <w:pPr>
       <w:keepNext/>
       <w:keepLines/>
-      <w:spacing w:before="480" w:after="0"/>
+      <w:spacing w:before="240" w:after="120" w:line="269" w:lineRule="auto"/>
       <w:outlineLvl w:val="0"/>
     </w:pPr>
     <w:rPr>
-      <w:rFonts w:asciiTheme="majorHAnsi" w:eastAsiaTheme="majorEastAsia" w:hAnsiTheme="majorHAnsi" w:cstheme="majorBidi"/>
+      <w:rFonts w:asciiTheme="majorHAnsi" w:eastAsiaTheme="majorEastAsia" w:hAnsiTheme="majorHAnsi" w:cstheme="majorBidi" w:ascii="Arial" w:hAnsi="Arial"/>
       <w:b/>
       <w:bCs/>
-      <w:color w:val="365F91" w:themeColor="accent1" w:themeShade="BF"/>
-      <w:sz w:val="28"/>
+      <w:color w:val="000000"/>
+      <w:sz w:val="26"/>
       <w:szCs w:val="28"/>
     </w:rPr>
   </w:style>
@@ -1443,15 +829,15 @@
     <w:pPr>
       <w:keepNext/>
       <w:keepLines/>
-      <w:spacing w:before="200" w:after="0"/>
+      <w:spacing w:before="200" w:after="120" w:line="269" w:lineRule="auto"/>
       <w:outlineLvl w:val="1"/>
     </w:pPr>
     <w:rPr>
-      <w:rFonts w:asciiTheme="majorHAnsi" w:eastAsiaTheme="majorEastAsia" w:hAnsiTheme="majorHAnsi" w:cstheme="majorBidi"/>
+      <w:rFonts w:asciiTheme="majorHAnsi" w:eastAsiaTheme="majorEastAsia" w:hAnsiTheme="majorHAnsi" w:cstheme="majorBidi" w:ascii="Arial" w:hAnsi="Arial"/>
       <w:b/>
       <w:bCs/>
-      <w:color w:val="4F81BD" w:themeColor="accent1"/>
-      <w:sz w:val="26"/>
+      <w:color w:val="000000"/>
+      <w:sz w:val="22"/>
       <w:szCs w:val="26"/>
     </w:rPr>
   </w:style>
@@ -1705,18 +1091,17 @@
     <w:qFormat/>
     <w:rsid w:val="00FC693F"/>
     <w:pPr>
-      <w:pBdr>
-        <w:bottom w:val="single" w:sz="8" w:space="4" w:color="4F81BD" w:themeColor="accent1"/>
-      </w:pBdr>
-      <w:spacing w:after="300" w:line="240" w:lineRule="auto"/>
+      <w:keepNext/>
+      <w:spacing w:after="120" w:line="269" w:lineRule="auto"/>
       <w:contextualSpacing/>
     </w:pPr>
     <w:rPr>
-      <w:rFonts w:asciiTheme="majorHAnsi" w:eastAsiaTheme="majorEastAsia" w:hAnsiTheme="majorHAnsi" w:cstheme="majorBidi"/>
-      <w:color w:val="17365D" w:themeColor="text2" w:themeShade="BF"/>
+      <w:rFonts w:asciiTheme="majorHAnsi" w:eastAsiaTheme="majorEastAsia" w:hAnsiTheme="majorHAnsi" w:cstheme="majorBidi" w:ascii="Arial" w:hAnsi="Arial"/>
+      <w:b/>
+      <w:color w:val="000000"/>
       <w:spacing w:val="5"/>
       <w:kern w:val="28"/>
-      <w:sz w:val="52"/>
+      <w:sz w:val="48"/>
       <w:szCs w:val="52"/>
     </w:rPr>
   </w:style>
@@ -2192,9 +1577,6 @@
     <w:qFormat/>
     <w:rsid w:val="00FC693F"/>
     <w:pPr>
-      <w:pBdr>
-        <w:bottom w:val="single" w:sz="4" w:space="4" w:color="4F81BD" w:themeColor="accent1"/>
-      </w:pBdr>
       <w:spacing w:before="200" w:after="280"/>
       <w:ind w:left="936" w:right="936"/>
     </w:pPr>

--- a/dist/assets/documents/Krystyna-Mishchenko-CV-DE.docx
+++ b/dist/assets/documents/Krystyna-Mishchenko-CV-DE.docx
@@ -2,6 +2,83 @@
 <file path=word/document.xml><?xml version="1.0" encoding="utf-8"?>
 <w:document xmlns:wpc="http://schemas.microsoft.com/office/word/2010/wordprocessingCanvas" xmlns:mo="http://schemas.microsoft.com/office/mac/office/2008/main" xmlns:mc="http://schemas.openxmlformats.org/markup-compatibility/2006" xmlns:mv="urn:schemas-microsoft-com:mac:vml" xmlns:o="urn:schemas-microsoft-com:office:office" xmlns:r="http://schemas.openxmlformats.org/officeDocument/2006/relationships" xmlns:m="http://schemas.openxmlformats.org/officeDocument/2006/math" xmlns:v="urn:schemas-microsoft-com:vml" xmlns:wp14="http://schemas.microsoft.com/office/word/2010/wordprocessingDrawing" xmlns:wp="http://schemas.openxmlformats.org/drawingml/2006/wordprocessingDrawing" xmlns:w10="urn:schemas-microsoft-com:office:word" xmlns:w="http://schemas.openxmlformats.org/wordprocessingml/2006/main" xmlns:w14="http://schemas.microsoft.com/office/word/2010/wordml" xmlns:wpg="http://schemas.microsoft.com/office/word/2010/wordprocessingGroup" xmlns:wpi="http://schemas.microsoft.com/office/word/2010/wordprocessingInk" xmlns:wne="http://schemas.microsoft.com/office/word/2006/wordml" xmlns:wps="http://schemas.microsoft.com/office/word/2010/wordprocessingShape" mc:Ignorable="w14 wp14">
   <w:body>
+    <w:p>
+      <w:pPr>
+        <w:spacing w:after="220"/>
+      </w:pPr>
+      <w:r>
+        <w:rPr>
+          <w:color w:val="574B36"/>
+          <w:sz w:val="18"/>
+        </w:rPr>
+        <w:t>KÜNSTLERISCHER LEBENSLAUF</w:t>
+      </w:r>
+    </w:p>
+    <w:p>
+      <w:pPr>
+        <w:pStyle w:val="Title"/>
+      </w:pPr>
+      <w:r>
+        <w:t>Krystyna Mishchenko</w:t>
+      </w:r>
+    </w:p>
+    <w:p>
+      <w:r>
+        <w:t>Künstlerische Keramik und Skulptur</w:t>
+      </w:r>
+    </w:p>
+    <w:tbl>
+      <w:tblPr>
+        <w:tblW w:type="auto" w:w="0"/>
+        <w:tblLook w:firstColumn="1" w:firstRow="1" w:lastColumn="0" w:lastRow="0" w:noHBand="0" w:noVBand="1" w:val="04A0"/>
+      </w:tblPr>
+      <w:tblGrid>
+        <w:gridCol w:w="9866"/>
+      </w:tblGrid>
+      <w:tr>
+        <w:tc>
+          <w:tcPr>
+            <w:tcW w:type="dxa" w:w="9866"/>
+            <w:shd w:fill="F2EEE6"/>
+          </w:tcPr>
+          <w:p>
+            <w:pPr>
+              <w:spacing w:after="60"/>
+            </w:pPr>
+            <w:r>
+              <w:rPr>
+                <w:sz w:val="17"/>
+              </w:rPr>
+              <w:t>Geboren 1997  ·  Chemnitz, Sachsen, Deutschland</w:t>
+            </w:r>
+          </w:p>
+          <w:p>
+            <w:pPr>
+              <w:spacing w:after="60"/>
+            </w:pPr>
+            <w:r>
+              <w:rPr>
+                <w:sz w:val="17"/>
+              </w:rPr>
+              <w:t>m.krystyna.197@gmail.com  ·  DE +49 1575 3604617  ·  UA +380 93 1324782</w:t>
+            </w:r>
+          </w:p>
+        </w:tc>
+      </w:tr>
+    </w:tbl>
+    <w:p>
+      <w:r>
+        <w:t>Ukrainische Künstlerin mit Schwerpunkt auf keramischer Skulptur, veränderbaren Kompositionen, Zeichnung und Malerei. Die künstlerische Idee leitet meine Praxis: Durch das Verhältnis von Figur, Raum und Material untersuche ich Identität, Erinnerung und menschliche Beziehungen.</w:t>
+      </w:r>
+    </w:p>
+    <w:p>
+      <w:pPr>
+        <w:pStyle w:val="Heading1"/>
+      </w:pPr>
+      <w:r>
+        <w:t>AUSBILDUNG</w:t>
+      </w:r>
+    </w:p>
     <w:tbl>
       <w:tblPr>
         <w:tblW w:type="auto" w:w="0"/>
@@ -9,79 +86,122 @@
         <w:tblLook w:firstColumn="1" w:firstRow="1" w:lastColumn="0" w:lastRow="0" w:noHBand="0" w:noVBand="1" w:val="04A0"/>
       </w:tblPr>
       <w:tblGrid>
-        <w:gridCol w:w="7824"/>
-        <w:gridCol w:w="2154"/>
+        <w:gridCol w:w="1814"/>
+        <w:gridCol w:w="8050"/>
       </w:tblGrid>
       <w:tr>
+        <w:trPr>
+          <w:cantSplit/>
+        </w:trPr>
         <w:tc>
           <w:tcPr>
-            <w:tcW w:type="dxa" w:w="7824"/>
+            <w:tcW w:type="dxa" w:w="1814"/>
           </w:tcPr>
           <w:p>
             <w:pPr>
-              <w:pStyle w:val="Title"/>
-            </w:pPr>
-            <w:r>
-              <w:t>Krystyna Mishchenko</w:t>
-            </w:r>
-          </w:p>
-          <w:p>
-            <w:r>
-              <w:t>Keramikkünstlerin · Bildende Kunst</w:t>
-            </w:r>
-          </w:p>
-          <w:p>
-            <w:pPr>
-              <w:spacing w:after="0"/>
+              <w:spacing w:after="100" w:line="254" w:lineRule="auto"/>
             </w:pPr>
             <w:r>
               <w:rPr>
-                <w:sz w:val="18"/>
+                <w:b/>
+                <w:color w:val="666158"/>
+                <w:sz w:val="19"/>
               </w:rPr>
-              <w:t>Chemnitz, Sachsen, Deutschland  ·  m.krystyna.197@gmail.com</w:t>
-              <w:br/>
-              <w:t>DE +49 1575 3604617  ·  UA +380 93 1324782</w:t>
+              <w:t>2020–2022</w:t>
             </w:r>
           </w:p>
         </w:tc>
         <w:tc>
           <w:tcPr>
-            <w:tcW w:type="dxa" w:w="2154"/>
+            <w:tcW w:type="dxa" w:w="8050"/>
           </w:tcPr>
           <w:p>
+            <w:pPr>
+              <w:spacing w:after="100" w:line="254" w:lineRule="auto"/>
+            </w:pPr>
             <w:r>
-              <w:drawing>
-                <wp:inline xmlns:a="http://schemas.openxmlformats.org/drawingml/2006/main" xmlns:pic="http://schemas.openxmlformats.org/drawingml/2006/picture">
-                  <wp:extent cx="972000" cy="1166012"/>
-                  <wp:docPr id="1" name="Picture 1"/>
-                  <wp:cNvGraphicFramePr>
-                    <a:graphicFrameLocks noChangeAspect="1"/>
-                  </wp:cNvGraphicFramePr>
-                  <a:graphic>
-                    <a:graphicData uri="http://schemas.openxmlformats.org/drawingml/2006/picture">
-                      <pic:pic>
-                        <pic:nvPicPr>
-                          <pic:cNvPr id="0" name="reference-photo.jpg"/>
-                          <pic:cNvPicPr/>
-                        </pic:nvPicPr>
-                        <pic:blipFill>
-                          <a:blip r:embed="rId10"/>
-                          <a:stretch>
-                            <a:fillRect/>
-                          </a:stretch>
-                        </pic:blipFill>
-                        <pic:spPr>
-                          <a:xfrm>
-                            <a:off x="0" y="0"/>
-                            <a:ext cx="972000" cy="1166012"/>
-                          </a:xfrm>
-                          <a:prstGeom prst="rect"/>
-                        </pic:spPr>
-                      </pic:pic>
-                    </a:graphicData>
-                  </a:graphic>
-                </wp:inline>
-              </w:drawing>
+              <w:rPr>
+                <w:sz w:val="20"/>
+              </w:rPr>
+              <w:t>Masterabschluss · Staatliche Akademie für dekorative Kunst und Design namens Mychajlo Bojtschuk, Kyjiw, Ukraine.</w:t>
+            </w:r>
+          </w:p>
+        </w:tc>
+      </w:tr>
+      <w:tr>
+        <w:trPr>
+          <w:cantSplit/>
+        </w:trPr>
+        <w:tc>
+          <w:tcPr>
+            <w:tcW w:type="dxa" w:w="1814"/>
+          </w:tcPr>
+          <w:p>
+            <w:pPr>
+              <w:spacing w:after="100" w:line="254" w:lineRule="auto"/>
+            </w:pPr>
+            <w:r>
+              <w:rPr>
+                <w:b/>
+                <w:color w:val="666158"/>
+                <w:sz w:val="19"/>
+              </w:rPr>
+              <w:t>2016–2020</w:t>
+            </w:r>
+          </w:p>
+        </w:tc>
+        <w:tc>
+          <w:tcPr>
+            <w:tcW w:type="dxa" w:w="8050"/>
+          </w:tcPr>
+          <w:p>
+            <w:pPr>
+              <w:spacing w:after="100" w:line="254" w:lineRule="auto"/>
+            </w:pPr>
+            <w:r>
+              <w:rPr>
+                <w:sz w:val="20"/>
+              </w:rPr>
+              <w:t>Bachelorabschluss · Staatliche Akademie für dekorative Kunst und Design namens Mychajlo Bojtschuk, Kyjiw, Ukraine.</w:t>
+            </w:r>
+          </w:p>
+        </w:tc>
+      </w:tr>
+      <w:tr>
+        <w:trPr>
+          <w:cantSplit/>
+        </w:trPr>
+        <w:tc>
+          <w:tcPr>
+            <w:tcW w:type="dxa" w:w="1814"/>
+          </w:tcPr>
+          <w:p>
+            <w:pPr>
+              <w:spacing w:after="100" w:line="254" w:lineRule="auto"/>
+            </w:pPr>
+            <w:r>
+              <w:rPr>
+                <w:b/>
+                <w:color w:val="666158"/>
+                <w:sz w:val="19"/>
+              </w:rPr>
+              <w:t>2012–2016</w:t>
+            </w:r>
+          </w:p>
+        </w:tc>
+        <w:tc>
+          <w:tcPr>
+            <w:tcW w:type="dxa" w:w="8050"/>
+          </w:tcPr>
+          <w:p>
+            <w:pPr>
+              <w:spacing w:after="100" w:line="254" w:lineRule="auto"/>
+            </w:pPr>
+            <w:r>
+              <w:rPr>
+                <w:sz w:val="20"/>
+              </w:rPr>
+              <w:t>Diplom: Junior-Spezialistin · Kunstfachschule Charkiw, Ukraine. Kunst; Qualifikation: ausführende Künstlerin und Lehrerin.</w:t>
             </w:r>
           </w:p>
         </w:tc>
@@ -92,117 +212,312 @@
         <w:pStyle w:val="Heading1"/>
       </w:pPr>
       <w:r>
-        <w:t>Berufliches Profil</w:t>
+        <w:t>RESIDENZEN</w:t>
       </w:r>
     </w:p>
-    <w:p>
-      <w:r>
-        <w:t>Keramikkünstlerin mit Schwerpunkt auf skulpturalen und veränderbaren Kompositionen, dekorativer Keramik, Zeichnung und Malerei. Ihre Arbeit untersucht Identität, Erinnerung, menschliche Beziehungen sowie das Zusammenspiel von Form und Leere. Erfahrung in der Keramikproduktion, Teamkoordination und im Unterrichten von Kindern und Erwachsenen.</w:t>
-      </w:r>
-    </w:p>
+    <w:tbl>
+      <w:tblPr>
+        <w:tblW w:type="auto" w:w="0"/>
+        <w:tblLayout w:type="fixed"/>
+        <w:tblLook w:firstColumn="1" w:firstRow="1" w:lastColumn="0" w:lastRow="0" w:noHBand="0" w:noVBand="1" w:val="04A0"/>
+      </w:tblPr>
+      <w:tblGrid>
+        <w:gridCol w:w="1814"/>
+        <w:gridCol w:w="8050"/>
+      </w:tblGrid>
+      <w:tr>
+        <w:trPr>
+          <w:cantSplit/>
+        </w:trPr>
+        <w:tc>
+          <w:tcPr>
+            <w:tcW w:type="dxa" w:w="1814"/>
+          </w:tcPr>
+          <w:p>
+            <w:pPr>
+              <w:spacing w:after="100" w:line="254" w:lineRule="auto"/>
+            </w:pPr>
+            <w:r>
+              <w:rPr>
+                <w:b/>
+                <w:color w:val="666158"/>
+                <w:sz w:val="19"/>
+              </w:rPr>
+              <w:t>2022</w:t>
+            </w:r>
+          </w:p>
+        </w:tc>
+        <w:tc>
+          <w:tcPr>
+            <w:tcW w:type="dxa" w:w="8050"/>
+          </w:tcPr>
+          <w:p>
+            <w:pPr>
+              <w:spacing w:after="100" w:line="254" w:lineRule="auto"/>
+            </w:pPr>
+            <w:r>
+              <w:rPr>
+                <w:sz w:val="20"/>
+              </w:rPr>
+              <w:t>Kunst für die Ukraine · zweiwöchige internationale Künstlerresidenz, Brenna, Polen.</w:t>
+            </w:r>
+          </w:p>
+        </w:tc>
+      </w:tr>
+    </w:tbl>
     <w:p>
       <w:pPr>
         <w:pStyle w:val="Heading1"/>
       </w:pPr>
       <w:r>
-        <w:t>Ausbildung</w:t>
+        <w:t>AUSSTELLUNGEN UND PROJEKTE</w:t>
       </w:r>
     </w:p>
-    <w:p>
-      <w:pPr>
-        <w:pStyle w:val="Heading2"/>
-      </w:pPr>
-      <w:r>
-        <w:t>Masterabschluss, 2020–2022</w:t>
-      </w:r>
-    </w:p>
-    <w:p>
-      <w:r>
-        <w:t>Staatliche Akademie für dekorative Kunst und Design namens Mychajlo Bojtschuk, Kyjiw, Ukraine.</w:t>
-      </w:r>
-    </w:p>
-    <w:p>
-      <w:r>
-        <w:t>Künstlerische Keramik</w:t>
-      </w:r>
-    </w:p>
-    <w:p>
-      <w:pPr>
-        <w:pStyle w:val="Heading2"/>
-      </w:pPr>
-      <w:r>
-        <w:t>Bachelorabschluss, 2016–2020</w:t>
-      </w:r>
-    </w:p>
-    <w:p>
-      <w:r>
-        <w:t>Staatliche Akademie für dekorative Kunst und Design namens Mychajlo Bojtschuk, Kyjiw, Ukraine.</w:t>
-      </w:r>
-    </w:p>
-    <w:p>
-      <w:r>
-        <w:t>Künstlerische Keramik</w:t>
-      </w:r>
-    </w:p>
-    <w:p>
-      <w:pPr>
-        <w:pStyle w:val="Heading2"/>
-      </w:pPr>
-      <w:r>
-        <w:t>Diplom: Junior-Spezialistin, 2012–2016</w:t>
-      </w:r>
-    </w:p>
-    <w:p>
-      <w:r>
-        <w:t>Kunstfachschule Charkiw, Ukraine. Kunst; Qualifikation: ausführende Künstlerin und Lehrerin.</w:t>
-      </w:r>
-    </w:p>
-    <w:p>
-      <w:pPr>
-        <w:pStyle w:val="Heading1"/>
-      </w:pPr>
-      <w:r>
-        <w:t>Mitgliedschaft</w:t>
-      </w:r>
-    </w:p>
-    <w:p>
-      <w:r>
-        <w:t>Seit August 2022 — Verband Polnischer Bildender Künstler (ZPAP), Warschau, Polen.</w:t>
-      </w:r>
-    </w:p>
-    <w:p>
-      <w:pPr>
-        <w:pStyle w:val="Heading1"/>
-      </w:pPr>
-      <w:r>
-        <w:t>Sprachkenntnisse</w:t>
-      </w:r>
-    </w:p>
-    <w:p>
-      <w:r>
-        <w:t>Ukrainisch — Muttersprache</w:t>
-      </w:r>
-    </w:p>
-    <w:p>
-      <w:r>
-        <w:t>Russisch — muttersprachliches Niveau</w:t>
-      </w:r>
-    </w:p>
-    <w:p>
-      <w:r>
-        <w:t>Polnisch — kommunikativ, etwa A2–B1 (Selbsteinschätzung)</w:t>
-      </w:r>
-    </w:p>
-    <w:p>
-      <w:r>
-        <w:t>Deutsch — B1, durch Zertifikat bestätigt</w:t>
-      </w:r>
-    </w:p>
-    <w:p>
-      <w:r>
-        <w:t>Englisch — Grundkenntnisse</w:t>
-      </w:r>
-    </w:p>
+    <w:tbl>
+      <w:tblPr>
+        <w:tblW w:type="auto" w:w="0"/>
+        <w:tblLayout w:type="fixed"/>
+        <w:tblLook w:firstColumn="1" w:firstRow="1" w:lastColumn="0" w:lastRow="0" w:noHBand="0" w:noVBand="1" w:val="04A0"/>
+      </w:tblPr>
+      <w:tblGrid>
+        <w:gridCol w:w="1814"/>
+        <w:gridCol w:w="8050"/>
+      </w:tblGrid>
+      <w:tr>
+        <w:trPr>
+          <w:cantSplit/>
+        </w:trPr>
+        <w:tc>
+          <w:tcPr>
+            <w:tcW w:type="dxa" w:w="1814"/>
+          </w:tcPr>
+          <w:p>
+            <w:pPr>
+              <w:spacing w:after="100" w:line="254" w:lineRule="auto"/>
+            </w:pPr>
+            <w:r>
+              <w:rPr>
+                <w:b/>
+                <w:color w:val="666158"/>
+                <w:sz w:val="19"/>
+              </w:rPr>
+              <w:t>11.04.2024</w:t>
+            </w:r>
+          </w:p>
+        </w:tc>
+        <w:tc>
+          <w:tcPr>
+            <w:tcW w:type="dxa" w:w="8050"/>
+          </w:tcPr>
+          <w:p>
+            <w:pPr>
+              <w:spacing w:after="100" w:line="254" w:lineRule="auto"/>
+            </w:pPr>
+            <w:r>
+              <w:rPr>
+                <w:sz w:val="20"/>
+              </w:rPr>
+              <w:t>Unbeugsamkeit der Tradition — Nationalmuseum für dekorative Kunst der Ukraine, Kyjiw, Ukraine.</w:t>
+            </w:r>
+          </w:p>
+        </w:tc>
+      </w:tr>
+      <w:tr>
+        <w:trPr>
+          <w:cantSplit/>
+        </w:trPr>
+        <w:tc>
+          <w:tcPr>
+            <w:tcW w:type="dxa" w:w="1814"/>
+          </w:tcPr>
+          <w:p>
+            <w:pPr>
+              <w:spacing w:after="100" w:line="254" w:lineRule="auto"/>
+            </w:pPr>
+            <w:r>
+              <w:rPr>
+                <w:b/>
+                <w:color w:val="666158"/>
+                <w:sz w:val="19"/>
+              </w:rPr>
+              <w:t>2023</w:t>
+            </w:r>
+          </w:p>
+        </w:tc>
+        <w:tc>
+          <w:tcPr>
+            <w:tcW w:type="dxa" w:w="8050"/>
+          </w:tcPr>
+          <w:p>
+            <w:pPr>
+              <w:spacing w:after="100" w:line="254" w:lineRule="auto"/>
+            </w:pPr>
+            <w:r>
+              <w:rPr>
+                <w:sz w:val="20"/>
+              </w:rPr>
+              <w:t>Kunst der Jungen — Ausstellungsprojekt, Lwiw, Ukraine.</w:t>
+            </w:r>
+          </w:p>
+        </w:tc>
+      </w:tr>
+      <w:tr>
+        <w:trPr>
+          <w:cantSplit/>
+        </w:trPr>
+        <w:tc>
+          <w:tcPr>
+            <w:tcW w:type="dxa" w:w="1814"/>
+          </w:tcPr>
+          <w:p>
+            <w:pPr>
+              <w:spacing w:after="100" w:line="254" w:lineRule="auto"/>
+            </w:pPr>
+            <w:r>
+              <w:rPr>
+                <w:b/>
+                <w:color w:val="666158"/>
+                <w:sz w:val="19"/>
+              </w:rPr>
+              <w:t>2023</w:t>
+            </w:r>
+          </w:p>
+        </w:tc>
+        <w:tc>
+          <w:tcPr>
+            <w:tcW w:type="dxa" w:w="8050"/>
+          </w:tcPr>
+          <w:p>
+            <w:pPr>
+              <w:spacing w:after="100" w:line="254" w:lineRule="auto"/>
+            </w:pPr>
+            <w:r>
+              <w:rPr>
+                <w:sz w:val="20"/>
+              </w:rPr>
+              <w:t>Erbe und Innovation — Nationaler Künstlerverband, Kyjiw, Ukraine.</w:t>
+            </w:r>
+          </w:p>
+        </w:tc>
+      </w:tr>
+      <w:tr>
+        <w:trPr>
+          <w:cantSplit/>
+        </w:trPr>
+        <w:tc>
+          <w:tcPr>
+            <w:tcW w:type="dxa" w:w="1814"/>
+          </w:tcPr>
+          <w:p>
+            <w:pPr>
+              <w:spacing w:after="100" w:line="254" w:lineRule="auto"/>
+            </w:pPr>
+            <w:r>
+              <w:rPr>
+                <w:b/>
+                <w:color w:val="666158"/>
+                <w:sz w:val="19"/>
+              </w:rPr>
+              <w:t>15.04–07.05.2023</w:t>
+            </w:r>
+          </w:p>
+        </w:tc>
+        <w:tc>
+          <w:tcPr>
+            <w:tcW w:type="dxa" w:w="8050"/>
+          </w:tcPr>
+          <w:p>
+            <w:pPr>
+              <w:spacing w:after="100" w:line="254" w:lineRule="auto"/>
+            </w:pPr>
+            <w:r>
+              <w:rPr>
+                <w:sz w:val="20"/>
+              </w:rPr>
+              <w:t>Wurzeln der ukrainischen Seele — Warschau, Polen.</w:t>
+            </w:r>
+          </w:p>
+        </w:tc>
+      </w:tr>
+      <w:tr>
+        <w:trPr>
+          <w:cantSplit/>
+        </w:trPr>
+        <w:tc>
+          <w:tcPr>
+            <w:tcW w:type="dxa" w:w="1814"/>
+          </w:tcPr>
+          <w:p>
+            <w:pPr>
+              <w:spacing w:after="100" w:line="254" w:lineRule="auto"/>
+            </w:pPr>
+            <w:r>
+              <w:rPr>
+                <w:b/>
+                <w:color w:val="666158"/>
+                <w:sz w:val="19"/>
+              </w:rPr>
+              <w:t>17.02–03.03.2023</w:t>
+            </w:r>
+          </w:p>
+        </w:tc>
+        <w:tc>
+          <w:tcPr>
+            <w:tcW w:type="dxa" w:w="8050"/>
+          </w:tcPr>
+          <w:p>
+            <w:pPr>
+              <w:spacing w:after="100" w:line="254" w:lineRule="auto"/>
+            </w:pPr>
+            <w:r>
+              <w:rPr>
+                <w:sz w:val="20"/>
+              </w:rPr>
+              <w:t>Wurzeln der ukrainischen Seele — Haus der Europäischen Union, Riga, Lettland.</w:t>
+            </w:r>
+          </w:p>
+        </w:tc>
+      </w:tr>
+      <w:tr>
+        <w:trPr>
+          <w:cantSplit/>
+        </w:trPr>
+        <w:tc>
+          <w:tcPr>
+            <w:tcW w:type="dxa" w:w="1814"/>
+          </w:tcPr>
+          <w:p>
+            <w:pPr>
+              <w:spacing w:after="100" w:line="254" w:lineRule="auto"/>
+            </w:pPr>
+            <w:r>
+              <w:rPr>
+                <w:b/>
+                <w:color w:val="666158"/>
+                <w:sz w:val="19"/>
+              </w:rPr>
+              <w:t>14–28.11.2022</w:t>
+            </w:r>
+          </w:p>
+        </w:tc>
+        <w:tc>
+          <w:tcPr>
+            <w:tcW w:type="dxa" w:w="8050"/>
+          </w:tcPr>
+          <w:p>
+            <w:pPr>
+              <w:spacing w:after="100" w:line="254" w:lineRule="auto"/>
+            </w:pPr>
+            <w:r>
+              <w:rPr>
+                <w:sz w:val="20"/>
+              </w:rPr>
+              <w:t>Poland – Finland – Ukraine Unit in Art for Peace — Europäische Kommission, Helsinki, Finnland.</w:t>
+            </w:r>
+          </w:p>
+        </w:tc>
+      </w:tr>
+    </w:tbl>
     <w:p>
       <w:r>
         <w:br w:type="page"/>
@@ -217,8 +532,658 @@
       </w:r>
     </w:p>
     <w:p>
+      <w:pPr>
+        <w:pStyle w:val="Heading1"/>
+      </w:pPr>
       <w:r>
-        <w:t>Keramikkünstlerin · Bildende Kunst</w:t>
+        <w:t>AUSSTELLUNGEN FORTSETZUNG</w:t>
+      </w:r>
+    </w:p>
+    <w:tbl>
+      <w:tblPr>
+        <w:tblW w:type="auto" w:w="0"/>
+        <w:tblLayout w:type="fixed"/>
+        <w:tblLook w:firstColumn="1" w:firstRow="1" w:lastColumn="0" w:lastRow="0" w:noHBand="0" w:noVBand="1" w:val="04A0"/>
+      </w:tblPr>
+      <w:tblGrid>
+        <w:gridCol w:w="1814"/>
+        <w:gridCol w:w="8050"/>
+      </w:tblGrid>
+      <w:tr>
+        <w:trPr>
+          <w:cantSplit/>
+        </w:trPr>
+        <w:tc>
+          <w:tcPr>
+            <w:tcW w:type="dxa" w:w="1814"/>
+          </w:tcPr>
+          <w:p>
+            <w:pPr>
+              <w:spacing w:after="100" w:line="254" w:lineRule="auto"/>
+            </w:pPr>
+            <w:r>
+              <w:rPr>
+                <w:b/>
+                <w:color w:val="666158"/>
+                <w:sz w:val="19"/>
+              </w:rPr>
+              <w:t>2022</w:t>
+            </w:r>
+          </w:p>
+        </w:tc>
+        <w:tc>
+          <w:tcPr>
+            <w:tcW w:type="dxa" w:w="8050"/>
+          </w:tcPr>
+          <w:p>
+            <w:pPr>
+              <w:spacing w:after="100" w:line="254" w:lineRule="auto"/>
+            </w:pPr>
+            <w:r>
+              <w:rPr>
+                <w:sz w:val="20"/>
+              </w:rPr>
+              <w:t>Das Gute — eine Anleitung. Polnisch-ukrainische Philosophie- und Kunstausstellung für Kinder von 4 bis 104 Jahren — Wawerskie Centrum Kultury, Międzylesie, Warschau, Polen.</w:t>
+            </w:r>
+          </w:p>
+        </w:tc>
+      </w:tr>
+      <w:tr>
+        <w:trPr>
+          <w:cantSplit/>
+        </w:trPr>
+        <w:tc>
+          <w:tcPr>
+            <w:tcW w:type="dxa" w:w="1814"/>
+          </w:tcPr>
+          <w:p>
+            <w:pPr>
+              <w:spacing w:after="100" w:line="254" w:lineRule="auto"/>
+            </w:pPr>
+            <w:r>
+              <w:rPr>
+                <w:b/>
+                <w:color w:val="666158"/>
+                <w:sz w:val="19"/>
+              </w:rPr>
+              <w:t>2022</w:t>
+            </w:r>
+          </w:p>
+        </w:tc>
+        <w:tc>
+          <w:tcPr>
+            <w:tcW w:type="dxa" w:w="8050"/>
+          </w:tcPr>
+          <w:p>
+            <w:pPr>
+              <w:spacing w:after="100" w:line="254" w:lineRule="auto"/>
+            </w:pPr>
+            <w:r>
+              <w:rPr>
+                <w:sz w:val="20"/>
+              </w:rPr>
+              <w:t>Zweite nationale Biennale der keramischen Kleinform — Kulturzentrum Wejherowo, Wejherowo, Polen.</w:t>
+            </w:r>
+          </w:p>
+        </w:tc>
+      </w:tr>
+      <w:tr>
+        <w:trPr>
+          <w:cantSplit/>
+        </w:trPr>
+        <w:tc>
+          <w:tcPr>
+            <w:tcW w:type="dxa" w:w="1814"/>
+          </w:tcPr>
+          <w:p>
+            <w:pPr>
+              <w:spacing w:after="100" w:line="254" w:lineRule="auto"/>
+            </w:pPr>
+            <w:r>
+              <w:rPr>
+                <w:b/>
+                <w:color w:val="666158"/>
+                <w:sz w:val="19"/>
+              </w:rPr>
+              <w:t>2022</w:t>
+            </w:r>
+          </w:p>
+        </w:tc>
+        <w:tc>
+          <w:tcPr>
+            <w:tcW w:type="dxa" w:w="8050"/>
+          </w:tcPr>
+          <w:p>
+            <w:pPr>
+              <w:spacing w:after="100" w:line="254" w:lineRule="auto"/>
+            </w:pPr>
+            <w:r>
+              <w:rPr>
+                <w:sz w:val="20"/>
+              </w:rPr>
+              <w:t>Azymut Chrzęsne 2022 — Vernissage, Chrzęsne, Polen.</w:t>
+            </w:r>
+          </w:p>
+        </w:tc>
+      </w:tr>
+      <w:tr>
+        <w:trPr>
+          <w:cantSplit/>
+        </w:trPr>
+        <w:tc>
+          <w:tcPr>
+            <w:tcW w:type="dxa" w:w="1814"/>
+          </w:tcPr>
+          <w:p>
+            <w:pPr>
+              <w:spacing w:after="100" w:line="254" w:lineRule="auto"/>
+            </w:pPr>
+            <w:r>
+              <w:rPr>
+                <w:b/>
+                <w:color w:val="666158"/>
+                <w:sz w:val="19"/>
+              </w:rPr>
+              <w:t>2022</w:t>
+            </w:r>
+          </w:p>
+        </w:tc>
+        <w:tc>
+          <w:tcPr>
+            <w:tcW w:type="dxa" w:w="8050"/>
+          </w:tcPr>
+          <w:p>
+            <w:pPr>
+              <w:spacing w:after="100" w:line="254" w:lineRule="auto"/>
+            </w:pPr>
+            <w:r>
+              <w:rPr>
+                <w:sz w:val="20"/>
+              </w:rPr>
+              <w:t>Otwarte Ogrody Artystów Dąbrowy — eintägige Ausstellung, Warschau, Polen.</w:t>
+            </w:r>
+          </w:p>
+        </w:tc>
+      </w:tr>
+      <w:tr>
+        <w:trPr>
+          <w:cantSplit/>
+        </w:trPr>
+        <w:tc>
+          <w:tcPr>
+            <w:tcW w:type="dxa" w:w="1814"/>
+          </w:tcPr>
+          <w:p>
+            <w:pPr>
+              <w:spacing w:after="100" w:line="254" w:lineRule="auto"/>
+            </w:pPr>
+            <w:r>
+              <w:rPr>
+                <w:b/>
+                <w:color w:val="666158"/>
+                <w:sz w:val="19"/>
+              </w:rPr>
+              <w:t>2022</w:t>
+            </w:r>
+          </w:p>
+        </w:tc>
+        <w:tc>
+          <w:tcPr>
+            <w:tcW w:type="dxa" w:w="8050"/>
+          </w:tcPr>
+          <w:p>
+            <w:pPr>
+              <w:spacing w:after="100" w:line="254" w:lineRule="auto"/>
+            </w:pPr>
+            <w:r>
+              <w:rPr>
+                <w:sz w:val="20"/>
+              </w:rPr>
+              <w:t>Beskidzki Dom Zielin „Przytulnia“ — eintägige Ausstellung, Brenna, Polen.</w:t>
+            </w:r>
+          </w:p>
+        </w:tc>
+      </w:tr>
+      <w:tr>
+        <w:trPr>
+          <w:cantSplit/>
+        </w:trPr>
+        <w:tc>
+          <w:tcPr>
+            <w:tcW w:type="dxa" w:w="1814"/>
+          </w:tcPr>
+          <w:p>
+            <w:pPr>
+              <w:spacing w:after="100" w:line="254" w:lineRule="auto"/>
+            </w:pPr>
+            <w:r>
+              <w:rPr>
+                <w:b/>
+                <w:color w:val="666158"/>
+                <w:sz w:val="19"/>
+              </w:rPr>
+              <w:t>15–22.05.2021</w:t>
+            </w:r>
+          </w:p>
+        </w:tc>
+        <w:tc>
+          <w:tcPr>
+            <w:tcW w:type="dxa" w:w="8050"/>
+          </w:tcPr>
+          <w:p>
+            <w:pPr>
+              <w:spacing w:after="100" w:line="254" w:lineRule="auto"/>
+            </w:pPr>
+            <w:r>
+              <w:rPr>
+                <w:sz w:val="20"/>
+              </w:rPr>
+              <w:t>CeGlina 2021 — Projekt zeitgenössischer Keramik, Galerie CeGlinaArt, Kyjiw, Ukraine.</w:t>
+            </w:r>
+          </w:p>
+        </w:tc>
+      </w:tr>
+      <w:tr>
+        <w:trPr>
+          <w:cantSplit/>
+        </w:trPr>
+        <w:tc>
+          <w:tcPr>
+            <w:tcW w:type="dxa" w:w="1814"/>
+          </w:tcPr>
+          <w:p>
+            <w:pPr>
+              <w:spacing w:after="100" w:line="254" w:lineRule="auto"/>
+            </w:pPr>
+            <w:r>
+              <w:rPr>
+                <w:b/>
+                <w:color w:val="666158"/>
+                <w:sz w:val="19"/>
+              </w:rPr>
+              <w:t>2019</w:t>
+            </w:r>
+          </w:p>
+        </w:tc>
+        <w:tc>
+          <w:tcPr>
+            <w:tcW w:type="dxa" w:w="8050"/>
+          </w:tcPr>
+          <w:p>
+            <w:pPr>
+              <w:spacing w:after="100" w:line="254" w:lineRule="auto"/>
+            </w:pPr>
+            <w:r>
+              <w:rPr>
+                <w:sz w:val="20"/>
+              </w:rPr>
+              <w:t>Bestes Werk des Jahres 2019 — gesamtukrainische Ausstellung und Wettbewerb, Nationaler Verband der Volkskunstschaffenden der Ukraine, Kyjiw, Ukraine.</w:t>
+            </w:r>
+          </w:p>
+        </w:tc>
+      </w:tr>
+    </w:tbl>
+    <w:p>
+      <w:pPr>
+        <w:pStyle w:val="Heading1"/>
+      </w:pPr>
+      <w:r>
+        <w:t>AUSZEICHNUNGEN UND STIPENDIEN</w:t>
+      </w:r>
+    </w:p>
+    <w:tbl>
+      <w:tblPr>
+        <w:tblW w:type="auto" w:w="0"/>
+        <w:tblLayout w:type="fixed"/>
+        <w:tblLook w:firstColumn="1" w:firstRow="1" w:lastColumn="0" w:lastRow="0" w:noHBand="0" w:noVBand="1" w:val="04A0"/>
+      </w:tblPr>
+      <w:tblGrid>
+        <w:gridCol w:w="1814"/>
+        <w:gridCol w:w="8050"/>
+      </w:tblGrid>
+      <w:tr>
+        <w:trPr>
+          <w:cantSplit/>
+        </w:trPr>
+        <w:tc>
+          <w:tcPr>
+            <w:tcW w:type="dxa" w:w="1814"/>
+          </w:tcPr>
+          <w:p>
+            <w:pPr>
+              <w:spacing w:after="100" w:line="254" w:lineRule="auto"/>
+            </w:pPr>
+            <w:r>
+              <w:rPr>
+                <w:b/>
+                <w:color w:val="666158"/>
+                <w:sz w:val="19"/>
+              </w:rPr>
+              <w:t>2022</w:t>
+            </w:r>
+          </w:p>
+        </w:tc>
+        <w:tc>
+          <w:tcPr>
+            <w:tcW w:type="dxa" w:w="8050"/>
+          </w:tcPr>
+          <w:p>
+            <w:pPr>
+              <w:spacing w:after="100" w:line="254" w:lineRule="auto"/>
+            </w:pPr>
+            <w:r>
+              <w:rPr>
+                <w:sz w:val="20"/>
+              </w:rPr>
+              <w:t>Stipendium des Wawerskie Centrum Kultury, Warschau, Polen · Projekt „Ohne Titel. Hat das Gute einen Namen“.</w:t>
+            </w:r>
+          </w:p>
+        </w:tc>
+      </w:tr>
+      <w:tr>
+        <w:trPr>
+          <w:cantSplit/>
+        </w:trPr>
+        <w:tc>
+          <w:tcPr>
+            <w:tcW w:type="dxa" w:w="1814"/>
+          </w:tcPr>
+          <w:p>
+            <w:pPr>
+              <w:spacing w:after="100" w:line="254" w:lineRule="auto"/>
+            </w:pPr>
+            <w:r>
+              <w:rPr>
+                <w:b/>
+                <w:color w:val="666158"/>
+                <w:sz w:val="19"/>
+              </w:rPr>
+              <w:t>2021</w:t>
+            </w:r>
+          </w:p>
+        </w:tc>
+        <w:tc>
+          <w:tcPr>
+            <w:tcW w:type="dxa" w:w="8050"/>
+          </w:tcPr>
+          <w:p>
+            <w:pPr>
+              <w:spacing w:after="100" w:line="254" w:lineRule="auto"/>
+            </w:pPr>
+            <w:r>
+              <w:rPr>
+                <w:sz w:val="20"/>
+              </w:rPr>
+              <w:t>GOLDEN TIME, Internationales Kunstfestival, London, Vereinigtes Königreich — erster und zweiter Platz.</w:t>
+            </w:r>
+          </w:p>
+        </w:tc>
+      </w:tr>
+      <w:tr>
+        <w:trPr>
+          <w:cantSplit/>
+        </w:trPr>
+        <w:tc>
+          <w:tcPr>
+            <w:tcW w:type="dxa" w:w="1814"/>
+          </w:tcPr>
+          <w:p>
+            <w:pPr>
+              <w:spacing w:after="100" w:line="254" w:lineRule="auto"/>
+            </w:pPr>
+            <w:r>
+              <w:rPr>
+                <w:b/>
+                <w:color w:val="666158"/>
+                <w:sz w:val="19"/>
+              </w:rPr>
+              <w:t>2021</w:t>
+            </w:r>
+          </w:p>
+        </w:tc>
+        <w:tc>
+          <w:tcPr>
+            <w:tcW w:type="dxa" w:w="8050"/>
+          </w:tcPr>
+          <w:p>
+            <w:pPr>
+              <w:spacing w:after="100" w:line="254" w:lineRule="auto"/>
+            </w:pPr>
+            <w:r>
+              <w:rPr>
+                <w:sz w:val="20"/>
+              </w:rPr>
+              <w:t>Mein Raum der Inspiration, dritter gesamtukrainischer Wettbewerb für angewandte und bildende Kunst, Luzk, Ukraine — erster Platz.</w:t>
+            </w:r>
+          </w:p>
+        </w:tc>
+      </w:tr>
+      <w:tr>
+        <w:trPr>
+          <w:cantSplit/>
+        </w:trPr>
+        <w:tc>
+          <w:tcPr>
+            <w:tcW w:type="dxa" w:w="1814"/>
+          </w:tcPr>
+          <w:p>
+            <w:pPr>
+              <w:spacing w:after="100" w:line="254" w:lineRule="auto"/>
+            </w:pPr>
+            <w:r>
+              <w:rPr>
+                <w:b/>
+                <w:color w:val="666158"/>
+                <w:sz w:val="19"/>
+              </w:rPr>
+              <w:t>02–05.2021</w:t>
+            </w:r>
+          </w:p>
+        </w:tc>
+        <w:tc>
+          <w:tcPr>
+            <w:tcW w:type="dxa" w:w="8050"/>
+          </w:tcPr>
+          <w:p>
+            <w:pPr>
+              <w:spacing w:after="100" w:line="254" w:lineRule="auto"/>
+            </w:pPr>
+            <w:r>
+              <w:rPr>
+                <w:sz w:val="20"/>
+              </w:rPr>
+              <w:t>MALYUY.UA, Internationales Kunstfestival, Kyjiw, Ukraine — Finalistin.</w:t>
+            </w:r>
+          </w:p>
+        </w:tc>
+      </w:tr>
+      <w:tr>
+        <w:trPr>
+          <w:cantSplit/>
+        </w:trPr>
+        <w:tc>
+          <w:tcPr>
+            <w:tcW w:type="dxa" w:w="1814"/>
+          </w:tcPr>
+          <w:p>
+            <w:pPr>
+              <w:spacing w:after="100" w:line="254" w:lineRule="auto"/>
+            </w:pPr>
+            <w:r>
+              <w:rPr>
+                <w:b/>
+                <w:color w:val="666158"/>
+                <w:sz w:val="19"/>
+              </w:rPr>
+              <w:t>2020</w:t>
+            </w:r>
+          </w:p>
+        </w:tc>
+        <w:tc>
+          <w:tcPr>
+            <w:tcW w:type="dxa" w:w="8050"/>
+          </w:tcPr>
+          <w:p>
+            <w:pPr>
+              <w:spacing w:after="100" w:line="254" w:lineRule="auto"/>
+            </w:pPr>
+            <w:r>
+              <w:rPr>
+                <w:sz w:val="20"/>
+              </w:rPr>
+              <w:t>Man kann nie zu viele Träume haben, zweiter gesamtukrainischer Kunstwettbewerb, Ternopil, Ukraine — erster Platz.</w:t>
+            </w:r>
+          </w:p>
+        </w:tc>
+      </w:tr>
+    </w:tbl>
+    <w:p>
+      <w:pPr>
+        <w:pStyle w:val="Heading1"/>
+      </w:pPr>
+      <w:r>
+        <w:t>BERUFLICHE PRAXIS</w:t>
+      </w:r>
+    </w:p>
+    <w:tbl>
+      <w:tblPr>
+        <w:tblW w:type="auto" w:w="0"/>
+        <w:tblLayout w:type="fixed"/>
+        <w:tblLook w:firstColumn="1" w:firstRow="1" w:lastColumn="0" w:lastRow="0" w:noHBand="0" w:noVBand="1" w:val="04A0"/>
+      </w:tblPr>
+      <w:tblGrid>
+        <w:gridCol w:w="1814"/>
+        <w:gridCol w:w="8050"/>
+      </w:tblGrid>
+      <w:tr>
+        <w:trPr>
+          <w:cantSplit/>
+        </w:trPr>
+        <w:tc>
+          <w:tcPr>
+            <w:tcW w:type="dxa" w:w="1814"/>
+          </w:tcPr>
+          <w:p>
+            <w:pPr>
+              <w:spacing w:after="100" w:line="254" w:lineRule="auto"/>
+            </w:pPr>
+            <w:r>
+              <w:rPr>
+                <w:b/>
+                <w:color w:val="666158"/>
+                <w:sz w:val="19"/>
+              </w:rPr>
+              <w:t>11.2020–02.2022</w:t>
+            </w:r>
+          </w:p>
+        </w:tc>
+        <w:tc>
+          <w:tcPr>
+            <w:tcW w:type="dxa" w:w="8050"/>
+          </w:tcPr>
+          <w:p>
+            <w:pPr>
+              <w:spacing w:after="100" w:line="254" w:lineRule="auto"/>
+            </w:pPr>
+            <w:r>
+              <w:rPr>
+                <w:sz w:val="20"/>
+              </w:rPr>
+              <w:t>SAGA POTTERY · Entwicklung künstlerischer Lösungen, dekorative Gestaltung keramischer Arbeiten sowie Arbeit mit Form, Oberflächenstruktur, Glasuren und Pigmenten.</w:t>
+            </w:r>
+          </w:p>
+        </w:tc>
+      </w:tr>
+      <w:tr>
+        <w:trPr>
+          <w:cantSplit/>
+        </w:trPr>
+        <w:tc>
+          <w:tcPr>
+            <w:tcW w:type="dxa" w:w="1814"/>
+          </w:tcPr>
+          <w:p>
+            <w:pPr>
+              <w:spacing w:after="100" w:line="254" w:lineRule="auto"/>
+            </w:pPr>
+            <w:r>
+              <w:rPr>
+                <w:b/>
+                <w:color w:val="666158"/>
+                <w:sz w:val="19"/>
+              </w:rPr>
+              <w:t>2018–2021</w:t>
+            </w:r>
+          </w:p>
+        </w:tc>
+        <w:tc>
+          <w:tcPr>
+            <w:tcW w:type="dxa" w:w="8050"/>
+          </w:tcPr>
+          <w:p>
+            <w:pPr>
+              <w:spacing w:after="100" w:line="254" w:lineRule="auto"/>
+            </w:pPr>
+            <w:r>
+              <w:rPr>
+                <w:sz w:val="20"/>
+              </w:rPr>
+              <w:t>PROCS · Entwicklung künstlerischer und dekorativer Lösungen, Organisation von Arbeitsabläufen, Teamkoordination, Zusammenarbeit mit Partnern und Lieferanten sowie Mitwirkung an der Mitarbeiterschulung.</w:t>
+            </w:r>
+          </w:p>
+        </w:tc>
+      </w:tr>
+      <w:tr>
+        <w:trPr>
+          <w:cantSplit/>
+        </w:trPr>
+        <w:tc>
+          <w:tcPr>
+            <w:tcW w:type="dxa" w:w="1814"/>
+          </w:tcPr>
+          <w:p>
+            <w:pPr>
+              <w:spacing w:after="100" w:line="254" w:lineRule="auto"/>
+            </w:pPr>
+            <w:r>
+              <w:rPr>
+                <w:b/>
+                <w:color w:val="666158"/>
+                <w:sz w:val="19"/>
+              </w:rPr>
+              <w:t>2020</w:t>
+            </w:r>
+          </w:p>
+        </w:tc>
+        <w:tc>
+          <w:tcPr>
+            <w:tcW w:type="dxa" w:w="8050"/>
+          </w:tcPr>
+          <w:p>
+            <w:pPr>
+              <w:spacing w:after="100" w:line="254" w:lineRule="auto"/>
+            </w:pPr>
+            <w:r>
+              <w:rPr>
+                <w:sz w:val="20"/>
+              </w:rPr>
+              <w:t>Studio Gozhar · Keramikkurse und Workshops für Kinder und Erwachsene, Entwicklung von Lernaufgaben und kreativen Übungen sowie Ausführung individueller künstlerischer Aufträge.</w:t>
+            </w:r>
+          </w:p>
+        </w:tc>
+      </w:tr>
+    </w:tbl>
+    <w:p>
+      <w:pPr>
+        <w:pStyle w:val="Heading1"/>
+      </w:pPr>
+      <w:r>
+        <w:t>MITGLIEDSCHAFT</w:t>
+      </w:r>
+    </w:p>
+    <w:p>
+      <w:r>
+        <w:t>Seit August 2022 — Verband Polnischer Bildender Künstler (ZPAP), Warschau, Polen.</w:t>
       </w:r>
     </w:p>
     <w:p>
@@ -226,131 +1191,18 @@
         <w:pStyle w:val="Heading1"/>
       </w:pPr>
       <w:r>
-        <w:t>Berufserfahrung</w:t>
-      </w:r>
-    </w:p>
-    <w:p>
-      <w:pPr>
-        <w:pStyle w:val="Heading2"/>
-      </w:pPr>
-      <w:r>
-        <w:t>11.2020–02.2022 · SAGA POTTERY</w:t>
+        <w:t>SPRACHKENNTNISSE</w:t>
       </w:r>
     </w:p>
     <w:p>
       <w:r>
-        <w:t>Keramikkünstlerin</w:t>
-      </w:r>
-    </w:p>
-    <w:p>
-      <w:r>
-        <w:t>Entwicklung künstlerischer Lösungen, dekorative Gestaltung keramischer Arbeiten sowie Arbeit mit Form, Oberflächenstruktur, Glasuren und Pigmenten.</w:t>
-      </w:r>
-    </w:p>
-    <w:p>
-      <w:pPr>
-        <w:pStyle w:val="Heading2"/>
-      </w:pPr>
-      <w:r>
-        <w:t>2018–2021 · PROCS</w:t>
-      </w:r>
-    </w:p>
-    <w:p>
-      <w:r>
-        <w:t>Keramikkünstlerin</w:t>
-      </w:r>
-    </w:p>
-    <w:p>
-      <w:r>
-        <w:t>Entwicklung künstlerischer und dekorativer Lösungen, Organisation von Arbeitsabläufen, Teamkoordination, Zusammenarbeit mit Partnern und Lieferanten sowie Mitwirkung an der Mitarbeiterschulung.</w:t>
-      </w:r>
-    </w:p>
-    <w:p>
-      <w:pPr>
-        <w:pStyle w:val="Heading2"/>
-      </w:pPr>
-      <w:r>
-        <w:t>2020 · Studio Gozhar</w:t>
-      </w:r>
-    </w:p>
-    <w:p>
-      <w:r>
-        <w:t>Keramikkünstlerin</w:t>
-      </w:r>
-    </w:p>
-    <w:p>
-      <w:r>
-        <w:t>Keramikkurse und Workshops für Kinder und Erwachsene, Entwicklung von Lernaufgaben und kreativen Übungen sowie Ausführung individueller künstlerischer Aufträge.</w:t>
-      </w:r>
-    </w:p>
-    <w:p>
-      <w:pPr>
-        <w:pStyle w:val="Heading1"/>
-      </w:pPr>
-      <w:r>
-        <w:t>Künstlerische und berufliche Kompetenzen</w:t>
-      </w:r>
-    </w:p>
-    <w:p>
-      <w:pPr>
-        <w:pStyle w:val="ListBullet"/>
-      </w:pPr>
-      <w:r>
-        <w:t>Eigenständige keramische Skulptur und räumliche Komposition.</w:t>
-      </w:r>
-    </w:p>
-    <w:p>
-      <w:pPr>
-        <w:pStyle w:val="ListBullet"/>
-      </w:pPr>
-      <w:r>
-        <w:t>Konzeptuelle, modulare und veränderbare Kunstobjekte.</w:t>
-      </w:r>
-    </w:p>
-    <w:p>
-      <w:pPr>
-        <w:pStyle w:val="ListBullet"/>
-      </w:pPr>
-      <w:r>
-        <w:t>Handmodellieren, Formen, Gravieren und Arbeit mit schamottierten Tonmassen.</w:t>
-      </w:r>
-    </w:p>
-    <w:p>
-      <w:pPr>
-        <w:pStyle w:val="ListBullet"/>
-      </w:pPr>
-      <w:r>
-        <w:t>Keramische Dekoration mit Engoben, Pigmenten, Glasuren, Oxiden und Glaseinschlüssen.</w:t>
-      </w:r>
-    </w:p>
-    <w:p>
-      <w:pPr>
-        <w:pStyle w:val="ListBullet"/>
-      </w:pPr>
-      <w:r>
-        <w:t>Akademisches Zeichnen, Malerei, Grafik und dekorative Komposition.</w:t>
-      </w:r>
-    </w:p>
-    <w:p>
-      <w:pPr>
-        <w:pStyle w:val="ListBullet"/>
-      </w:pPr>
-      <w:r>
-        <w:t>Entwicklung künstlerischer Konzepte und visueller Lösungen.</w:t>
-      </w:r>
-    </w:p>
-    <w:p>
-      <w:pPr>
-        <w:pStyle w:val="ListBullet"/>
-      </w:pPr>
-      <w:r>
-        <w:t>Koordination kreativer Teams und Organisation gemeinsamer Arbeit.</w:t>
+        <w:t>Ukrainisch — Muttersprache · Russisch — muttersprachliches Niveau · Polnisch — kommunikativ, etwa A2–B1 (Selbsteinschätzung) · Deutsch — B1, durch Zertifikat bestätigt · Englisch — Grundkenntnisse.</w:t>
       </w:r>
     </w:p>
     <w:sectPr>
       <w:footerReference w:type="default" r:id="rId9"/>
       <w:pgSz w:w="11906" w:h="16838"/>
-      <w:pgMar w:top="879" w:right="964" w:bottom="850" w:left="964" w:header="720" w:footer="720" w:gutter="0"/>
+      <w:pgMar w:top="907" w:right="1020" w:bottom="907" w:left="1020" w:header="720" w:footer="720" w:gutter="0"/>
       <w:cols w:space="720"/>
       <w:docGrid w:linePitch="360"/>
     </w:sectPr>
@@ -367,10 +1219,10 @@
     </w:pPr>
     <w:r>
       <w:rPr>
-        <w:color w:val="666666"/>
+        <w:color w:val="666158"/>
         <w:sz w:val="16"/>
       </w:rPr>
-      <w:t xml:space="preserve">Krystyna Mishchenko  ·  </w:t>
+      <w:t xml:space="preserve">KRYSTYNA MISHCHENKO   /   </w:t>
     </w:r>
     <w:fldSimple w:instr="PAGE"/>
   </w:p>
@@ -741,12 +1593,11 @@
     <w:qFormat/>
     <w:rsid w:val="00FC693F"/>
     <w:pPr>
-      <w:widowControl/>
-      <w:spacing w:after="120" w:line="269" w:lineRule="auto"/>
+      <w:spacing w:line="269" w:lineRule="auto" w:after="120"/>
     </w:pPr>
     <w:rPr>
       <w:rFonts w:ascii="Arial" w:hAnsi="Arial"/>
-      <w:color w:val="000000"/>
+      <w:color w:val="252420"/>
       <w:sz w:val="21"/>
     </w:rPr>
   </w:style>
@@ -805,15 +1656,15 @@
     <w:pPr>
       <w:keepNext/>
       <w:keepLines/>
-      <w:spacing w:before="240" w:after="120" w:line="269" w:lineRule="auto"/>
+      <w:spacing w:before="260" w:after="140" w:line="269" w:lineRule="auto"/>
       <w:outlineLvl w:val="0"/>
     </w:pPr>
     <w:rPr>
       <w:rFonts w:asciiTheme="majorHAnsi" w:eastAsiaTheme="majorEastAsia" w:hAnsiTheme="majorHAnsi" w:cstheme="majorBidi" w:ascii="Arial" w:hAnsi="Arial"/>
       <w:b/>
       <w:bCs/>
-      <w:color w:val="000000"/>
-      <w:sz w:val="26"/>
+      <w:color w:val="252420"/>
+      <w:sz w:val="22"/>
       <w:szCs w:val="28"/>
     </w:rPr>
   </w:style>
@@ -836,8 +1687,8 @@
       <w:rFonts w:asciiTheme="majorHAnsi" w:eastAsiaTheme="majorEastAsia" w:hAnsiTheme="majorHAnsi" w:cstheme="majorBidi" w:ascii="Arial" w:hAnsi="Arial"/>
       <w:b/>
       <w:bCs/>
-      <w:color w:val="000000"/>
-      <w:sz w:val="22"/>
+      <w:color w:val="252420"/>
+      <w:sz w:val="24"/>
       <w:szCs w:val="26"/>
     </w:rPr>
   </w:style>
@@ -1092,7 +1943,7 @@
     <w:rsid w:val="00FC693F"/>
     <w:pPr>
       <w:keepNext/>
-      <w:spacing w:after="120" w:line="269" w:lineRule="auto"/>
+      <w:spacing w:after="140" w:line="269" w:lineRule="auto"/>
       <w:contextualSpacing/>
     </w:pPr>
     <w:rPr>
@@ -1101,7 +1952,7 @@
       <w:color w:val="000000"/>
       <w:spacing w:val="5"/>
       <w:kern w:val="28"/>
-      <w:sz w:val="48"/>
+      <w:sz w:val="58"/>
       <w:szCs w:val="52"/>
     </w:rPr>
   </w:style>
@@ -1536,12 +2387,14 @@
     <w:qFormat/>
     <w:rsid w:val="00FC693F"/>
     <w:pPr>
-      <w:spacing w:line="240" w:lineRule="auto"/>
+      <w:keepNext/>
+      <w:spacing w:line="269" w:lineRule="auto" w:after="120"/>
     </w:pPr>
     <w:rPr>
+      <w:rFonts w:ascii="Arial" w:hAnsi="Arial"/>
       <w:b/>
       <w:bCs/>
-      <w:color w:val="4F81BD" w:themeColor="accent1"/>
+      <w:color w:val="252420"/>
       <w:sz w:val="18"/>
       <w:szCs w:val="18"/>
     </w:rPr>

--- a/dist/assets/documents/Krystyna-Mishchenko-CV-DE.docx
+++ b/dist/assets/documents/Krystyna-Mishchenko-CV-DE.docx
@@ -19,7 +19,10 @@
         <w:pStyle w:val="Title"/>
       </w:pPr>
       <w:r>
-        <w:t>Krystyna Mishchenko</w:t>
+        <w:rPr>
+          <w:spacing w:val="24"/>
+        </w:rPr>
+        <w:t>KRYSTYNA MISHCHENKO</w:t>
       </w:r>
     </w:p>
     <w:p>
@@ -49,7 +52,9 @@
               <w:rPr>
                 <w:sz w:val="17"/>
               </w:rPr>
-              <w:t>Geboren 1997  ·  Chemnitz, Sachsen, Deutschland</w:t>
+              <w:t>Geboren 1997 in der Ukraine</w:t>
+              <w:br/>
+              <w:t>Wohnort: Deutschland, Chemnitz, Sachsen</w:t>
             </w:r>
           </w:p>
           <w:p>
@@ -66,6 +71,11 @@
         </w:tc>
       </w:tr>
     </w:tbl>
+    <w:p>
+      <w:pPr>
+        <w:spacing w:after="160" w:line="72" w:lineRule="auto"/>
+      </w:pPr>
+    </w:p>
     <w:p>
       <w:r>
         <w:t>Ukrainische Künstlerin mit Schwerpunkt auf keramischer Skulptur, veränderbaren Kompositionen, Zeichnung und Malerei. Die künstlerische Idee leitet meine Praxis: Durch das Verhältnis von Figur, Raum und Material untersuche ich Identität, Erinnerung und menschliche Beziehungen.</w:t>
@@ -207,6 +217,19 @@
         </w:tc>
       </w:tr>
     </w:tbl>
+    <w:p>
+      <w:pPr>
+        <w:pStyle w:val="Heading1"/>
+      </w:pPr>
+      <w:r>
+        <w:t>MITGLIEDSCHAFT</w:t>
+      </w:r>
+    </w:p>
+    <w:p>
+      <w:r>
+        <w:t>Seit August 2022 — Verband Polnischer Bildender Künstler (ZPAP), Warschau, Polen.</w:t>
+      </w:r>
+    </w:p>
     <w:p>
       <w:pPr>
         <w:pStyle w:val="Heading1"/>
@@ -478,6 +501,38 @@
           </w:p>
         </w:tc>
       </w:tr>
+    </w:tbl>
+    <w:p>
+      <w:r>
+        <w:br w:type="page"/>
+      </w:r>
+    </w:p>
+    <w:p>
+      <w:pPr>
+        <w:pStyle w:val="Title"/>
+      </w:pPr>
+      <w:r>
+        <w:t>KRYSTYNA MISHCHENKO</w:t>
+      </w:r>
+    </w:p>
+    <w:p>
+      <w:pPr>
+        <w:pStyle w:val="Heading1"/>
+      </w:pPr>
+      <w:r>
+        <w:t>AUSSTELLUNGEN FORTSETZUNG</w:t>
+      </w:r>
+    </w:p>
+    <w:tbl>
+      <w:tblPr>
+        <w:tblW w:type="auto" w:w="0"/>
+        <w:tblLayout w:type="fixed"/>
+        <w:tblLook w:firstColumn="1" w:firstRow="1" w:lastColumn="0" w:lastRow="0" w:noHBand="0" w:noVBand="1" w:val="04A0"/>
+      </w:tblPr>
+      <w:tblGrid>
+        <w:gridCol w:w="1814"/>
+        <w:gridCol w:w="8050"/>
+      </w:tblGrid>
       <w:tr>
         <w:trPr>
           <w:cantSplit/>
@@ -517,38 +572,6 @@
           </w:p>
         </w:tc>
       </w:tr>
-    </w:tbl>
-    <w:p>
-      <w:r>
-        <w:br w:type="page"/>
-      </w:r>
-    </w:p>
-    <w:p>
-      <w:pPr>
-        <w:pStyle w:val="Title"/>
-      </w:pPr>
-      <w:r>
-        <w:t>Krystyna Mishchenko</w:t>
-      </w:r>
-    </w:p>
-    <w:p>
-      <w:pPr>
-        <w:pStyle w:val="Heading1"/>
-      </w:pPr>
-      <w:r>
-        <w:t>AUSSTELLUNGEN FORTSETZUNG</w:t>
-      </w:r>
-    </w:p>
-    <w:tbl>
-      <w:tblPr>
-        <w:tblW w:type="auto" w:w="0"/>
-        <w:tblLayout w:type="fixed"/>
-        <w:tblLook w:firstColumn="1" w:firstRow="1" w:lastColumn="0" w:lastRow="0" w:noHBand="0" w:noVBand="1" w:val="04A0"/>
-      </w:tblPr>
-      <w:tblGrid>
-        <w:gridCol w:w="1814"/>
-        <w:gridCol w:w="8050"/>
-      </w:tblGrid>
       <w:tr>
         <w:trPr>
           <w:cantSplit/>
@@ -1178,27 +1201,96 @@
         <w:pStyle w:val="Heading1"/>
       </w:pPr>
       <w:r>
-        <w:t>MITGLIEDSCHAFT</w:t>
-      </w:r>
-    </w:p>
-    <w:p>
-      <w:r>
-        <w:t>Seit August 2022 — Verband Polnischer Bildender Künstler (ZPAP), Warschau, Polen.</w:t>
-      </w:r>
-    </w:p>
-    <w:p>
-      <w:pPr>
-        <w:pStyle w:val="Heading1"/>
-      </w:pPr>
-      <w:r>
         <w:t>SPRACHKENNTNISSE</w:t>
       </w:r>
     </w:p>
-    <w:p>
-      <w:r>
-        <w:t>Ukrainisch — Muttersprache · Russisch — muttersprachliches Niveau · Polnisch — kommunikativ, etwa A2–B1 (Selbsteinschätzung) · Deutsch — B1, durch Zertifikat bestätigt · Englisch — Grundkenntnisse.</w:t>
-      </w:r>
-    </w:p>
+    <w:tbl>
+      <w:tblPr>
+        <w:tblW w:type="auto" w:w="0"/>
+        <w:tblLook w:firstColumn="1" w:firstRow="1" w:lastColumn="0" w:lastRow="0" w:noHBand="0" w:noVBand="1" w:val="04A0"/>
+      </w:tblPr>
+      <w:tblGrid>
+        <w:gridCol w:w="4933"/>
+        <w:gridCol w:w="4933"/>
+      </w:tblGrid>
+      <w:tr>
+        <w:tc>
+          <w:tcPr>
+            <w:tcW w:type="dxa" w:w="4933"/>
+          </w:tcPr>
+          <w:p>
+            <w:pPr>
+              <w:jc w:val="right"/>
+            </w:pPr>
+            <w:r>
+              <w:t>Ukrainisch — Muttersprache</w:t>
+            </w:r>
+          </w:p>
+        </w:tc>
+        <w:tc>
+          <w:tcPr>
+            <w:tcW w:type="dxa" w:w="4933"/>
+          </w:tcPr>
+          <w:p>
+            <w:pPr>
+              <w:jc w:val="right"/>
+            </w:pPr>
+            <w:r>
+              <w:t>Russisch — muttersprachliches Niveau</w:t>
+            </w:r>
+          </w:p>
+        </w:tc>
+      </w:tr>
+      <w:tr>
+        <w:tc>
+          <w:tcPr>
+            <w:tcW w:type="dxa" w:w="4933"/>
+          </w:tcPr>
+          <w:p>
+            <w:pPr>
+              <w:jc w:val="right"/>
+            </w:pPr>
+            <w:r>
+              <w:t>Polnisch — kommunikativ</w:t>
+            </w:r>
+          </w:p>
+        </w:tc>
+        <w:tc>
+          <w:tcPr>
+            <w:tcW w:type="dxa" w:w="4933"/>
+          </w:tcPr>
+          <w:p>
+            <w:pPr>
+              <w:jc w:val="right"/>
+            </w:pPr>
+            <w:r>
+              <w:t>Deutsch — B1, durch Zertifikat bestätigt</w:t>
+            </w:r>
+          </w:p>
+        </w:tc>
+      </w:tr>
+      <w:tr>
+        <w:tc>
+          <w:tcPr>
+            <w:tcW w:type="dxa" w:w="4933"/>
+          </w:tcPr>
+          <w:p>
+            <w:pPr>
+              <w:jc w:val="right"/>
+            </w:pPr>
+            <w:r>
+              <w:t>Englisch — Grundkenntnisse.</w:t>
+            </w:r>
+          </w:p>
+        </w:tc>
+        <w:tc>
+          <w:tcPr>
+            <w:tcW w:type="dxa" w:w="4933"/>
+          </w:tcPr>
+          <w:p/>
+        </w:tc>
+      </w:tr>
+    </w:tbl>
     <w:sectPr>
       <w:footerReference w:type="default" r:id="rId9"/>
       <w:pgSz w:w="11906" w:h="16838"/>
@@ -1594,6 +1686,7 @@
     <w:rsid w:val="00FC693F"/>
     <w:pPr>
       <w:spacing w:line="269" w:lineRule="auto" w:after="120"/>
+      <w:jc w:val="right"/>
     </w:pPr>
     <w:rPr>
       <w:rFonts w:ascii="Arial" w:hAnsi="Arial"/>
@@ -1657,6 +1750,7 @@
       <w:keepNext/>
       <w:keepLines/>
       <w:spacing w:before="260" w:after="140" w:line="269" w:lineRule="auto"/>
+      <w:jc w:val="right"/>
       <w:outlineLvl w:val="0"/>
     </w:pPr>
     <w:rPr>
@@ -1681,6 +1775,7 @@
       <w:keepNext/>
       <w:keepLines/>
       <w:spacing w:before="200" w:after="120" w:line="269" w:lineRule="auto"/>
+      <w:jc w:val="right"/>
       <w:outlineLvl w:val="1"/>
     </w:pPr>
     <w:rPr>
@@ -1945,6 +2040,7 @@
       <w:keepNext/>
       <w:spacing w:after="140" w:line="269" w:lineRule="auto"/>
       <w:contextualSpacing/>
+      <w:jc w:val="right"/>
     </w:pPr>
     <w:rPr>
       <w:rFonts w:asciiTheme="majorHAnsi" w:eastAsiaTheme="majorEastAsia" w:hAnsiTheme="majorHAnsi" w:cstheme="majorBidi" w:ascii="Arial" w:hAnsi="Arial"/>
@@ -2389,6 +2485,7 @@
     <w:pPr>
       <w:keepNext/>
       <w:spacing w:line="269" w:lineRule="auto" w:after="120"/>
+      <w:jc w:val="right"/>
     </w:pPr>
     <w:rPr>
       <w:rFonts w:ascii="Arial" w:hAnsi="Arial"/>

--- a/dist/assets/documents/Krystyna-Mishchenko-CV-DE.docx
+++ b/dist/assets/documents/Krystyna-Mishchenko-CV-DE.docx
@@ -47,6 +47,7 @@
           <w:p>
             <w:pPr>
               <w:spacing w:after="60"/>
+              <w:jc w:val="left"/>
             </w:pPr>
             <w:r>
               <w:rPr>
@@ -60,6 +61,7 @@
           <w:p>
             <w:pPr>
               <w:spacing w:after="60"/>
+              <w:jc w:val="left"/>
             </w:pPr>
             <w:r>
               <w:rPr>
@@ -110,6 +112,7 @@
           <w:p>
             <w:pPr>
               <w:spacing w:after="100" w:line="254" w:lineRule="auto"/>
+              <w:jc w:val="right"/>
             </w:pPr>
             <w:r>
               <w:rPr>
@@ -128,6 +131,7 @@
           <w:p>
             <w:pPr>
               <w:spacing w:after="100" w:line="254" w:lineRule="auto"/>
+              <w:jc w:val="both"/>
             </w:pPr>
             <w:r>
               <w:rPr>
@@ -149,6 +153,7 @@
           <w:p>
             <w:pPr>
               <w:spacing w:after="100" w:line="254" w:lineRule="auto"/>
+              <w:jc w:val="right"/>
             </w:pPr>
             <w:r>
               <w:rPr>
@@ -167,6 +172,7 @@
           <w:p>
             <w:pPr>
               <w:spacing w:after="100" w:line="254" w:lineRule="auto"/>
+              <w:jc w:val="both"/>
             </w:pPr>
             <w:r>
               <w:rPr>
@@ -188,6 +194,7 @@
           <w:p>
             <w:pPr>
               <w:spacing w:after="100" w:line="254" w:lineRule="auto"/>
+              <w:jc w:val="right"/>
             </w:pPr>
             <w:r>
               <w:rPr>
@@ -206,6 +213,7 @@
           <w:p>
             <w:pPr>
               <w:spacing w:after="100" w:line="254" w:lineRule="auto"/>
+              <w:jc w:val="both"/>
             </w:pPr>
             <w:r>
               <w:rPr>
@@ -259,6 +267,7 @@
           <w:p>
             <w:pPr>
               <w:spacing w:after="100" w:line="254" w:lineRule="auto"/>
+              <w:jc w:val="right"/>
             </w:pPr>
             <w:r>
               <w:rPr>
@@ -277,6 +286,7 @@
           <w:p>
             <w:pPr>
               <w:spacing w:after="100" w:line="254" w:lineRule="auto"/>
+              <w:jc w:val="both"/>
             </w:pPr>
             <w:r>
               <w:rPr>
@@ -317,6 +327,7 @@
           <w:p>
             <w:pPr>
               <w:spacing w:after="100" w:line="254" w:lineRule="auto"/>
+              <w:jc w:val="right"/>
             </w:pPr>
             <w:r>
               <w:rPr>
@@ -335,6 +346,7 @@
           <w:p>
             <w:pPr>
               <w:spacing w:after="100" w:line="254" w:lineRule="auto"/>
+              <w:jc w:val="both"/>
             </w:pPr>
             <w:r>
               <w:rPr>
@@ -356,6 +368,7 @@
           <w:p>
             <w:pPr>
               <w:spacing w:after="100" w:line="254" w:lineRule="auto"/>
+              <w:jc w:val="right"/>
             </w:pPr>
             <w:r>
               <w:rPr>
@@ -374,6 +387,7 @@
           <w:p>
             <w:pPr>
               <w:spacing w:after="100" w:line="254" w:lineRule="auto"/>
+              <w:jc w:val="both"/>
             </w:pPr>
             <w:r>
               <w:rPr>
@@ -395,6 +409,7 @@
           <w:p>
             <w:pPr>
               <w:spacing w:after="100" w:line="254" w:lineRule="auto"/>
+              <w:jc w:val="right"/>
             </w:pPr>
             <w:r>
               <w:rPr>
@@ -413,6 +428,7 @@
           <w:p>
             <w:pPr>
               <w:spacing w:after="100" w:line="254" w:lineRule="auto"/>
+              <w:jc w:val="both"/>
             </w:pPr>
             <w:r>
               <w:rPr>
@@ -434,6 +450,7 @@
           <w:p>
             <w:pPr>
               <w:spacing w:after="100" w:line="254" w:lineRule="auto"/>
+              <w:jc w:val="right"/>
             </w:pPr>
             <w:r>
               <w:rPr>
@@ -452,6 +469,7 @@
           <w:p>
             <w:pPr>
               <w:spacing w:after="100" w:line="254" w:lineRule="auto"/>
+              <w:jc w:val="both"/>
             </w:pPr>
             <w:r>
               <w:rPr>
@@ -473,6 +491,7 @@
           <w:p>
             <w:pPr>
               <w:spacing w:after="100" w:line="254" w:lineRule="auto"/>
+              <w:jc w:val="right"/>
             </w:pPr>
             <w:r>
               <w:rPr>
@@ -491,6 +510,7 @@
           <w:p>
             <w:pPr>
               <w:spacing w:after="100" w:line="254" w:lineRule="auto"/>
+              <w:jc w:val="both"/>
             </w:pPr>
             <w:r>
               <w:rPr>
@@ -544,6 +564,7 @@
           <w:p>
             <w:pPr>
               <w:spacing w:after="100" w:line="254" w:lineRule="auto"/>
+              <w:jc w:val="right"/>
             </w:pPr>
             <w:r>
               <w:rPr>
@@ -562,6 +583,7 @@
           <w:p>
             <w:pPr>
               <w:spacing w:after="100" w:line="254" w:lineRule="auto"/>
+              <w:jc w:val="both"/>
             </w:pPr>
             <w:r>
               <w:rPr>
@@ -583,6 +605,7 @@
           <w:p>
             <w:pPr>
               <w:spacing w:after="100" w:line="254" w:lineRule="auto"/>
+              <w:jc w:val="right"/>
             </w:pPr>
             <w:r>
               <w:rPr>
@@ -601,6 +624,7 @@
           <w:p>
             <w:pPr>
               <w:spacing w:after="100" w:line="254" w:lineRule="auto"/>
+              <w:jc w:val="both"/>
             </w:pPr>
             <w:r>
               <w:rPr>
@@ -622,6 +646,7 @@
           <w:p>
             <w:pPr>
               <w:spacing w:after="100" w:line="254" w:lineRule="auto"/>
+              <w:jc w:val="right"/>
             </w:pPr>
             <w:r>
               <w:rPr>
@@ -640,6 +665,7 @@
           <w:p>
             <w:pPr>
               <w:spacing w:after="100" w:line="254" w:lineRule="auto"/>
+              <w:jc w:val="both"/>
             </w:pPr>
             <w:r>
               <w:rPr>
@@ -661,6 +687,7 @@
           <w:p>
             <w:pPr>
               <w:spacing w:after="100" w:line="254" w:lineRule="auto"/>
+              <w:jc w:val="right"/>
             </w:pPr>
             <w:r>
               <w:rPr>
@@ -679,6 +706,7 @@
           <w:p>
             <w:pPr>
               <w:spacing w:after="100" w:line="254" w:lineRule="auto"/>
+              <w:jc w:val="both"/>
             </w:pPr>
             <w:r>
               <w:rPr>
@@ -700,6 +728,7 @@
           <w:p>
             <w:pPr>
               <w:spacing w:after="100" w:line="254" w:lineRule="auto"/>
+              <w:jc w:val="right"/>
             </w:pPr>
             <w:r>
               <w:rPr>
@@ -718,6 +747,7 @@
           <w:p>
             <w:pPr>
               <w:spacing w:after="100" w:line="254" w:lineRule="auto"/>
+              <w:jc w:val="both"/>
             </w:pPr>
             <w:r>
               <w:rPr>
@@ -739,6 +769,7 @@
           <w:p>
             <w:pPr>
               <w:spacing w:after="100" w:line="254" w:lineRule="auto"/>
+              <w:jc w:val="right"/>
             </w:pPr>
             <w:r>
               <w:rPr>
@@ -757,6 +788,7 @@
           <w:p>
             <w:pPr>
               <w:spacing w:after="100" w:line="254" w:lineRule="auto"/>
+              <w:jc w:val="both"/>
             </w:pPr>
             <w:r>
               <w:rPr>
@@ -778,6 +810,7 @@
           <w:p>
             <w:pPr>
               <w:spacing w:after="100" w:line="254" w:lineRule="auto"/>
+              <w:jc w:val="right"/>
             </w:pPr>
             <w:r>
               <w:rPr>
@@ -796,6 +829,7 @@
           <w:p>
             <w:pPr>
               <w:spacing w:after="100" w:line="254" w:lineRule="auto"/>
+              <w:jc w:val="both"/>
             </w:pPr>
             <w:r>
               <w:rPr>
@@ -817,6 +851,7 @@
           <w:p>
             <w:pPr>
               <w:spacing w:after="100" w:line="254" w:lineRule="auto"/>
+              <w:jc w:val="right"/>
             </w:pPr>
             <w:r>
               <w:rPr>
@@ -835,6 +870,7 @@
           <w:p>
             <w:pPr>
               <w:spacing w:after="100" w:line="254" w:lineRule="auto"/>
+              <w:jc w:val="both"/>
             </w:pPr>
             <w:r>
               <w:rPr>
@@ -875,6 +911,7 @@
           <w:p>
             <w:pPr>
               <w:spacing w:after="100" w:line="254" w:lineRule="auto"/>
+              <w:jc w:val="right"/>
             </w:pPr>
             <w:r>
               <w:rPr>
@@ -893,6 +930,7 @@
           <w:p>
             <w:pPr>
               <w:spacing w:after="100" w:line="254" w:lineRule="auto"/>
+              <w:jc w:val="both"/>
             </w:pPr>
             <w:r>
               <w:rPr>
@@ -914,6 +952,7 @@
           <w:p>
             <w:pPr>
               <w:spacing w:after="100" w:line="254" w:lineRule="auto"/>
+              <w:jc w:val="right"/>
             </w:pPr>
             <w:r>
               <w:rPr>
@@ -932,6 +971,7 @@
           <w:p>
             <w:pPr>
               <w:spacing w:after="100" w:line="254" w:lineRule="auto"/>
+              <w:jc w:val="both"/>
             </w:pPr>
             <w:r>
               <w:rPr>
@@ -953,6 +993,7 @@
           <w:p>
             <w:pPr>
               <w:spacing w:after="100" w:line="254" w:lineRule="auto"/>
+              <w:jc w:val="right"/>
             </w:pPr>
             <w:r>
               <w:rPr>
@@ -971,6 +1012,7 @@
           <w:p>
             <w:pPr>
               <w:spacing w:after="100" w:line="254" w:lineRule="auto"/>
+              <w:jc w:val="both"/>
             </w:pPr>
             <w:r>
               <w:rPr>
@@ -992,6 +1034,7 @@
           <w:p>
             <w:pPr>
               <w:spacing w:after="100" w:line="254" w:lineRule="auto"/>
+              <w:jc w:val="right"/>
             </w:pPr>
             <w:r>
               <w:rPr>
@@ -1010,6 +1053,7 @@
           <w:p>
             <w:pPr>
               <w:spacing w:after="100" w:line="254" w:lineRule="auto"/>
+              <w:jc w:val="both"/>
             </w:pPr>
             <w:r>
               <w:rPr>
@@ -1031,6 +1075,7 @@
           <w:p>
             <w:pPr>
               <w:spacing w:after="100" w:line="254" w:lineRule="auto"/>
+              <w:jc w:val="right"/>
             </w:pPr>
             <w:r>
               <w:rPr>
@@ -1049,6 +1094,7 @@
           <w:p>
             <w:pPr>
               <w:spacing w:after="100" w:line="254" w:lineRule="auto"/>
+              <w:jc w:val="both"/>
             </w:pPr>
             <w:r>
               <w:rPr>
@@ -1089,6 +1135,7 @@
           <w:p>
             <w:pPr>
               <w:spacing w:after="100" w:line="254" w:lineRule="auto"/>
+              <w:jc w:val="right"/>
             </w:pPr>
             <w:r>
               <w:rPr>
@@ -1107,6 +1154,7 @@
           <w:p>
             <w:pPr>
               <w:spacing w:after="100" w:line="254" w:lineRule="auto"/>
+              <w:jc w:val="both"/>
             </w:pPr>
             <w:r>
               <w:rPr>
@@ -1128,6 +1176,7 @@
           <w:p>
             <w:pPr>
               <w:spacing w:after="100" w:line="254" w:lineRule="auto"/>
+              <w:jc w:val="right"/>
             </w:pPr>
             <w:r>
               <w:rPr>
@@ -1146,6 +1195,7 @@
           <w:p>
             <w:pPr>
               <w:spacing w:after="100" w:line="254" w:lineRule="auto"/>
+              <w:jc w:val="both"/>
             </w:pPr>
             <w:r>
               <w:rPr>
@@ -1167,6 +1217,7 @@
           <w:p>
             <w:pPr>
               <w:spacing w:after="100" w:line="254" w:lineRule="auto"/>
+              <w:jc w:val="right"/>
             </w:pPr>
             <w:r>
               <w:rPr>
@@ -1185,6 +1236,7 @@
           <w:p>
             <w:pPr>
               <w:spacing w:after="100" w:line="254" w:lineRule="auto"/>
+              <w:jc w:val="both"/>
             </w:pPr>
             <w:r>
               <w:rPr>
@@ -1220,7 +1272,7 @@
           </w:tcPr>
           <w:p>
             <w:pPr>
-              <w:jc w:val="right"/>
+              <w:jc w:val="left"/>
             </w:pPr>
             <w:r>
               <w:t>Ukrainisch — Muttersprache</w:t>
@@ -1233,7 +1285,7 @@
           </w:tcPr>
           <w:p>
             <w:pPr>
-              <w:jc w:val="right"/>
+              <w:jc w:val="left"/>
             </w:pPr>
             <w:r>
               <w:t>Russisch — muttersprachliches Niveau</w:t>
@@ -1248,7 +1300,7 @@
           </w:tcPr>
           <w:p>
             <w:pPr>
-              <w:jc w:val="right"/>
+              <w:jc w:val="left"/>
             </w:pPr>
             <w:r>
               <w:t>Polnisch — kommunikativ</w:t>
@@ -1261,7 +1313,7 @@
           </w:tcPr>
           <w:p>
             <w:pPr>
-              <w:jc w:val="right"/>
+              <w:jc w:val="left"/>
             </w:pPr>
             <w:r>
               <w:t>Deutsch — B1, durch Zertifikat bestätigt</w:t>
@@ -1276,7 +1328,7 @@
           </w:tcPr>
           <w:p>
             <w:pPr>
-              <w:jc w:val="right"/>
+              <w:jc w:val="left"/>
             </w:pPr>
             <w:r>
               <w:t>Englisch — Grundkenntnisse.</w:t>
@@ -1686,7 +1738,7 @@
     <w:rsid w:val="00FC693F"/>
     <w:pPr>
       <w:spacing w:line="269" w:lineRule="auto" w:after="120"/>
-      <w:jc w:val="right"/>
+      <w:jc w:val="both"/>
     </w:pPr>
     <w:rPr>
       <w:rFonts w:ascii="Arial" w:hAnsi="Arial"/>
@@ -1750,7 +1802,7 @@
       <w:keepNext/>
       <w:keepLines/>
       <w:spacing w:before="260" w:after="140" w:line="269" w:lineRule="auto"/>
-      <w:jc w:val="right"/>
+      <w:jc w:val="left"/>
       <w:outlineLvl w:val="0"/>
     </w:pPr>
     <w:rPr>
@@ -1775,7 +1827,7 @@
       <w:keepNext/>
       <w:keepLines/>
       <w:spacing w:before="200" w:after="120" w:line="269" w:lineRule="auto"/>
-      <w:jc w:val="right"/>
+      <w:jc w:val="both"/>
       <w:outlineLvl w:val="1"/>
     </w:pPr>
     <w:rPr>
@@ -2040,7 +2092,7 @@
       <w:keepNext/>
       <w:spacing w:after="140" w:line="269" w:lineRule="auto"/>
       <w:contextualSpacing/>
-      <w:jc w:val="right"/>
+      <w:jc w:val="left"/>
     </w:pPr>
     <w:rPr>
       <w:rFonts w:asciiTheme="majorHAnsi" w:eastAsiaTheme="majorEastAsia" w:hAnsiTheme="majorHAnsi" w:cstheme="majorBidi" w:ascii="Arial" w:hAnsi="Arial"/>
@@ -2485,7 +2537,7 @@
     <w:pPr>
       <w:keepNext/>
       <w:spacing w:line="269" w:lineRule="auto" w:after="120"/>
-      <w:jc w:val="right"/>
+      <w:jc w:val="both"/>
     </w:pPr>
     <w:rPr>
       <w:rFonts w:ascii="Arial" w:hAnsi="Arial"/>

--- a/dist/assets/documents/Krystyna-Mishchenko-CV-DE.docx
+++ b/dist/assets/documents/Krystyna-Mishchenko-CV-DE.docx
@@ -80,7 +80,7 @@
     </w:p>
     <w:p>
       <w:r>
-        <w:t>Ukrainische Künstlerin mit Schwerpunkt auf keramischer Skulptur, veränderbaren Kompositionen, Zeichnung und Malerei. Die künstlerische Idee leitet meine Praxis: Durch das Verhältnis von Figur, Raum und Material untersuche ich Identität, Erinnerung und menschliche Beziehungen.</w:t>
+        <w:t>Ukrainische Künstlerin, die mit keramischer Skulptur, dekorativer Kleinplastik, transformierbaren Kompositionen, Zeichnung und Malerei arbeitet. Ihre Praxis beruht auf der Entwicklung einer künstlerischen Idee und ihrer Umsetzung durch das Zusammenspiel von Form, Raum und Material. Ihre Werke untersuchen Fragen der Identität, der Erinnerung und menschlicher Beziehungen und widmen der Rolle des Betrachters bei der Wahrnehmung und Veränderung des künstlerischen Bildes besondere Aufmerksamkeit.</w:t>
       </w:r>
     </w:p>
     <w:p>

--- a/dist/assets/documents/Krystyna-Mishchenko-CV-DE.docx
+++ b/dist/assets/documents/Krystyna-Mishchenko-CV-DE.docx
@@ -236,6 +236,256 @@
     <w:p>
       <w:r>
         <w:t>Seit August 2022 — Verband Polnischer Bildender Künstler (ZPAP), Warschau, Polen.</w:t>
+      </w:r>
+    </w:p>
+    <w:p>
+      <w:pPr>
+        <w:pStyle w:val="Heading1"/>
+      </w:pPr>
+      <w:r>
+        <w:t>BERUFLICHE PRAXIS</w:t>
+      </w:r>
+    </w:p>
+    <w:tbl>
+      <w:tblPr>
+        <w:tblW w:type="auto" w:w="0"/>
+        <w:tblLayout w:type="fixed"/>
+        <w:tblLook w:firstColumn="1" w:firstRow="1" w:lastColumn="0" w:lastRow="0" w:noHBand="0" w:noVBand="1" w:val="04A0"/>
+      </w:tblPr>
+      <w:tblGrid>
+        <w:gridCol w:w="1814"/>
+        <w:gridCol w:w="8050"/>
+      </w:tblGrid>
+      <w:tr>
+        <w:trPr>
+          <w:cantSplit/>
+        </w:trPr>
+        <w:tc>
+          <w:tcPr>
+            <w:tcW w:type="dxa" w:w="1814"/>
+          </w:tcPr>
+          <w:p>
+            <w:pPr>
+              <w:spacing w:after="100" w:line="254" w:lineRule="auto"/>
+              <w:jc w:val="right"/>
+            </w:pPr>
+            <w:r>
+              <w:rPr>
+                <w:b/>
+                <w:color w:val="666158"/>
+                <w:sz w:val="19"/>
+              </w:rPr>
+              <w:t>11.2020–02.2022</w:t>
+            </w:r>
+          </w:p>
+        </w:tc>
+        <w:tc>
+          <w:tcPr>
+            <w:tcW w:type="dxa" w:w="8050"/>
+          </w:tcPr>
+          <w:p>
+            <w:pPr>
+              <w:spacing w:after="100" w:line="254" w:lineRule="auto"/>
+              <w:jc w:val="both"/>
+            </w:pPr>
+            <w:r>
+              <w:rPr>
+                <w:sz w:val="20"/>
+              </w:rPr>
+              <w:t>SAGA POTTERY · Entwicklung künstlerischer Lösungen, dekorative Gestaltung keramischer Arbeiten sowie Arbeit mit Form, Oberflächenstruktur, Glasuren und Pigmenten.</w:t>
+            </w:r>
+          </w:p>
+        </w:tc>
+      </w:tr>
+      <w:tr>
+        <w:trPr>
+          <w:cantSplit/>
+        </w:trPr>
+        <w:tc>
+          <w:tcPr>
+            <w:tcW w:type="dxa" w:w="1814"/>
+          </w:tcPr>
+          <w:p>
+            <w:pPr>
+              <w:spacing w:after="100" w:line="254" w:lineRule="auto"/>
+              <w:jc w:val="right"/>
+            </w:pPr>
+            <w:r>
+              <w:rPr>
+                <w:b/>
+                <w:color w:val="666158"/>
+                <w:sz w:val="19"/>
+              </w:rPr>
+              <w:t>2018–2021</w:t>
+            </w:r>
+          </w:p>
+        </w:tc>
+        <w:tc>
+          <w:tcPr>
+            <w:tcW w:type="dxa" w:w="8050"/>
+          </w:tcPr>
+          <w:p>
+            <w:pPr>
+              <w:spacing w:after="100" w:line="254" w:lineRule="auto"/>
+              <w:jc w:val="both"/>
+            </w:pPr>
+            <w:r>
+              <w:rPr>
+                <w:sz w:val="20"/>
+              </w:rPr>
+              <w:t>PROCS · Entwicklung künstlerischer und dekorativer Lösungen, Organisation von Arbeitsabläufen, Teamkoordination, Zusammenarbeit mit Partnern und Lieferanten sowie Mitwirkung an der Mitarbeiterschulung.</w:t>
+            </w:r>
+          </w:p>
+        </w:tc>
+      </w:tr>
+      <w:tr>
+        <w:trPr>
+          <w:cantSplit/>
+        </w:trPr>
+        <w:tc>
+          <w:tcPr>
+            <w:tcW w:type="dxa" w:w="1814"/>
+          </w:tcPr>
+          <w:p>
+            <w:pPr>
+              <w:spacing w:after="100" w:line="254" w:lineRule="auto"/>
+              <w:jc w:val="right"/>
+            </w:pPr>
+            <w:r>
+              <w:rPr>
+                <w:b/>
+                <w:color w:val="666158"/>
+                <w:sz w:val="19"/>
+              </w:rPr>
+              <w:t>2020</w:t>
+            </w:r>
+          </w:p>
+        </w:tc>
+        <w:tc>
+          <w:tcPr>
+            <w:tcW w:type="dxa" w:w="8050"/>
+          </w:tcPr>
+          <w:p>
+            <w:pPr>
+              <w:spacing w:after="100" w:line="254" w:lineRule="auto"/>
+              <w:jc w:val="both"/>
+            </w:pPr>
+            <w:r>
+              <w:rPr>
+                <w:sz w:val="20"/>
+              </w:rPr>
+              <w:t>Studio Gozhar · Keramikkurse und Workshops für Kinder und Erwachsene, Entwicklung von Lernaufgaben und kreativen Übungen sowie Ausführung individueller künstlerischer Aufträge.</w:t>
+            </w:r>
+          </w:p>
+        </w:tc>
+      </w:tr>
+    </w:tbl>
+    <w:p>
+      <w:pPr>
+        <w:pStyle w:val="Heading1"/>
+      </w:pPr>
+      <w:r>
+        <w:t>SPRACHKENNTNISSE</w:t>
+      </w:r>
+    </w:p>
+    <w:tbl>
+      <w:tblPr>
+        <w:tblW w:type="auto" w:w="0"/>
+        <w:tblLook w:firstColumn="1" w:firstRow="1" w:lastColumn="0" w:lastRow="0" w:noHBand="0" w:noVBand="1" w:val="04A0"/>
+      </w:tblPr>
+      <w:tblGrid>
+        <w:gridCol w:w="4933"/>
+        <w:gridCol w:w="4933"/>
+      </w:tblGrid>
+      <w:tr>
+        <w:tc>
+          <w:tcPr>
+            <w:tcW w:type="dxa" w:w="4933"/>
+          </w:tcPr>
+          <w:p>
+            <w:pPr>
+              <w:jc w:val="left"/>
+            </w:pPr>
+            <w:r>
+              <w:t>Ukrainisch — Muttersprache</w:t>
+            </w:r>
+          </w:p>
+        </w:tc>
+        <w:tc>
+          <w:tcPr>
+            <w:tcW w:type="dxa" w:w="4933"/>
+          </w:tcPr>
+          <w:p>
+            <w:pPr>
+              <w:jc w:val="left"/>
+            </w:pPr>
+            <w:r>
+              <w:t>Russisch — muttersprachliches Niveau</w:t>
+            </w:r>
+          </w:p>
+        </w:tc>
+      </w:tr>
+      <w:tr>
+        <w:tc>
+          <w:tcPr>
+            <w:tcW w:type="dxa" w:w="4933"/>
+          </w:tcPr>
+          <w:p>
+            <w:pPr>
+              <w:jc w:val="left"/>
+            </w:pPr>
+            <w:r>
+              <w:t>Polnisch — kommunikativ</w:t>
+            </w:r>
+          </w:p>
+        </w:tc>
+        <w:tc>
+          <w:tcPr>
+            <w:tcW w:type="dxa" w:w="4933"/>
+          </w:tcPr>
+          <w:p>
+            <w:pPr>
+              <w:jc w:val="left"/>
+            </w:pPr>
+            <w:r>
+              <w:t>Deutsch — B1, durch Zertifikat bestätigt</w:t>
+            </w:r>
+          </w:p>
+        </w:tc>
+      </w:tr>
+      <w:tr>
+        <w:tc>
+          <w:tcPr>
+            <w:tcW w:type="dxa" w:w="4933"/>
+          </w:tcPr>
+          <w:p>
+            <w:pPr>
+              <w:jc w:val="left"/>
+            </w:pPr>
+            <w:r>
+              <w:t>Englisch — Grundkenntnisse.</w:t>
+            </w:r>
+          </w:p>
+        </w:tc>
+        <w:tc>
+          <w:tcPr>
+            <w:tcW w:type="dxa" w:w="4933"/>
+          </w:tcPr>
+          <w:p/>
+        </w:tc>
+      </w:tr>
+    </w:tbl>
+    <w:p>
+      <w:r>
+        <w:br w:type="page"/>
+      </w:r>
+    </w:p>
+    <w:p>
+      <w:pPr>
+        <w:pStyle w:val="Title"/>
+      </w:pPr>
+      <w:r>
+        <w:t>KRYSTYNA MISHCHENKO</w:t>
       </w:r>
     </w:p>
     <w:p>
@@ -521,38 +771,6 @@
           </w:p>
         </w:tc>
       </w:tr>
-    </w:tbl>
-    <w:p>
-      <w:r>
-        <w:br w:type="page"/>
-      </w:r>
-    </w:p>
-    <w:p>
-      <w:pPr>
-        <w:pStyle w:val="Title"/>
-      </w:pPr>
-      <w:r>
-        <w:t>KRYSTYNA MISHCHENKO</w:t>
-      </w:r>
-    </w:p>
-    <w:p>
-      <w:pPr>
-        <w:pStyle w:val="Heading1"/>
-      </w:pPr>
-      <w:r>
-        <w:t>AUSSTELLUNGEN FORTSETZUNG</w:t>
-      </w:r>
-    </w:p>
-    <w:tbl>
-      <w:tblPr>
-        <w:tblW w:type="auto" w:w="0"/>
-        <w:tblLayout w:type="fixed"/>
-        <w:tblLook w:firstColumn="1" w:firstRow="1" w:lastColumn="0" w:lastRow="0" w:noHBand="0" w:noVBand="1" w:val="04A0"/>
-      </w:tblPr>
-      <w:tblGrid>
-        <w:gridCol w:w="1814"/>
-        <w:gridCol w:w="8050"/>
-      </w:tblGrid>
       <w:tr>
         <w:trPr>
           <w:cantSplit/>
@@ -1106,243 +1324,6 @@
         </w:tc>
       </w:tr>
     </w:tbl>
-    <w:p>
-      <w:pPr>
-        <w:pStyle w:val="Heading1"/>
-      </w:pPr>
-      <w:r>
-        <w:t>BERUFLICHE PRAXIS</w:t>
-      </w:r>
-    </w:p>
-    <w:tbl>
-      <w:tblPr>
-        <w:tblW w:type="auto" w:w="0"/>
-        <w:tblLayout w:type="fixed"/>
-        <w:tblLook w:firstColumn="1" w:firstRow="1" w:lastColumn="0" w:lastRow="0" w:noHBand="0" w:noVBand="1" w:val="04A0"/>
-      </w:tblPr>
-      <w:tblGrid>
-        <w:gridCol w:w="1814"/>
-        <w:gridCol w:w="8050"/>
-      </w:tblGrid>
-      <w:tr>
-        <w:trPr>
-          <w:cantSplit/>
-        </w:trPr>
-        <w:tc>
-          <w:tcPr>
-            <w:tcW w:type="dxa" w:w="1814"/>
-          </w:tcPr>
-          <w:p>
-            <w:pPr>
-              <w:spacing w:after="100" w:line="254" w:lineRule="auto"/>
-              <w:jc w:val="right"/>
-            </w:pPr>
-            <w:r>
-              <w:rPr>
-                <w:b/>
-                <w:color w:val="666158"/>
-                <w:sz w:val="19"/>
-              </w:rPr>
-              <w:t>11.2020–02.2022</w:t>
-            </w:r>
-          </w:p>
-        </w:tc>
-        <w:tc>
-          <w:tcPr>
-            <w:tcW w:type="dxa" w:w="8050"/>
-          </w:tcPr>
-          <w:p>
-            <w:pPr>
-              <w:spacing w:after="100" w:line="254" w:lineRule="auto"/>
-              <w:jc w:val="both"/>
-            </w:pPr>
-            <w:r>
-              <w:rPr>
-                <w:sz w:val="20"/>
-              </w:rPr>
-              <w:t>SAGA POTTERY · Entwicklung künstlerischer Lösungen, dekorative Gestaltung keramischer Arbeiten sowie Arbeit mit Form, Oberflächenstruktur, Glasuren und Pigmenten.</w:t>
-            </w:r>
-          </w:p>
-        </w:tc>
-      </w:tr>
-      <w:tr>
-        <w:trPr>
-          <w:cantSplit/>
-        </w:trPr>
-        <w:tc>
-          <w:tcPr>
-            <w:tcW w:type="dxa" w:w="1814"/>
-          </w:tcPr>
-          <w:p>
-            <w:pPr>
-              <w:spacing w:after="100" w:line="254" w:lineRule="auto"/>
-              <w:jc w:val="right"/>
-            </w:pPr>
-            <w:r>
-              <w:rPr>
-                <w:b/>
-                <w:color w:val="666158"/>
-                <w:sz w:val="19"/>
-              </w:rPr>
-              <w:t>2018–2021</w:t>
-            </w:r>
-          </w:p>
-        </w:tc>
-        <w:tc>
-          <w:tcPr>
-            <w:tcW w:type="dxa" w:w="8050"/>
-          </w:tcPr>
-          <w:p>
-            <w:pPr>
-              <w:spacing w:after="100" w:line="254" w:lineRule="auto"/>
-              <w:jc w:val="both"/>
-            </w:pPr>
-            <w:r>
-              <w:rPr>
-                <w:sz w:val="20"/>
-              </w:rPr>
-              <w:t>PROCS · Entwicklung künstlerischer und dekorativer Lösungen, Organisation von Arbeitsabläufen, Teamkoordination, Zusammenarbeit mit Partnern und Lieferanten sowie Mitwirkung an der Mitarbeiterschulung.</w:t>
-            </w:r>
-          </w:p>
-        </w:tc>
-      </w:tr>
-      <w:tr>
-        <w:trPr>
-          <w:cantSplit/>
-        </w:trPr>
-        <w:tc>
-          <w:tcPr>
-            <w:tcW w:type="dxa" w:w="1814"/>
-          </w:tcPr>
-          <w:p>
-            <w:pPr>
-              <w:spacing w:after="100" w:line="254" w:lineRule="auto"/>
-              <w:jc w:val="right"/>
-            </w:pPr>
-            <w:r>
-              <w:rPr>
-                <w:b/>
-                <w:color w:val="666158"/>
-                <w:sz w:val="19"/>
-              </w:rPr>
-              <w:t>2020</w:t>
-            </w:r>
-          </w:p>
-        </w:tc>
-        <w:tc>
-          <w:tcPr>
-            <w:tcW w:type="dxa" w:w="8050"/>
-          </w:tcPr>
-          <w:p>
-            <w:pPr>
-              <w:spacing w:after="100" w:line="254" w:lineRule="auto"/>
-              <w:jc w:val="both"/>
-            </w:pPr>
-            <w:r>
-              <w:rPr>
-                <w:sz w:val="20"/>
-              </w:rPr>
-              <w:t>Studio Gozhar · Keramikkurse und Workshops für Kinder und Erwachsene, Entwicklung von Lernaufgaben und kreativen Übungen sowie Ausführung individueller künstlerischer Aufträge.</w:t>
-            </w:r>
-          </w:p>
-        </w:tc>
-      </w:tr>
-    </w:tbl>
-    <w:p>
-      <w:pPr>
-        <w:pStyle w:val="Heading1"/>
-      </w:pPr>
-      <w:r>
-        <w:t>SPRACHKENNTNISSE</w:t>
-      </w:r>
-    </w:p>
-    <w:tbl>
-      <w:tblPr>
-        <w:tblW w:type="auto" w:w="0"/>
-        <w:tblLook w:firstColumn="1" w:firstRow="1" w:lastColumn="0" w:lastRow="0" w:noHBand="0" w:noVBand="1" w:val="04A0"/>
-      </w:tblPr>
-      <w:tblGrid>
-        <w:gridCol w:w="4933"/>
-        <w:gridCol w:w="4933"/>
-      </w:tblGrid>
-      <w:tr>
-        <w:tc>
-          <w:tcPr>
-            <w:tcW w:type="dxa" w:w="4933"/>
-          </w:tcPr>
-          <w:p>
-            <w:pPr>
-              <w:jc w:val="left"/>
-            </w:pPr>
-            <w:r>
-              <w:t>Ukrainisch — Muttersprache</w:t>
-            </w:r>
-          </w:p>
-        </w:tc>
-        <w:tc>
-          <w:tcPr>
-            <w:tcW w:type="dxa" w:w="4933"/>
-          </w:tcPr>
-          <w:p>
-            <w:pPr>
-              <w:jc w:val="left"/>
-            </w:pPr>
-            <w:r>
-              <w:t>Russisch — muttersprachliches Niveau</w:t>
-            </w:r>
-          </w:p>
-        </w:tc>
-      </w:tr>
-      <w:tr>
-        <w:tc>
-          <w:tcPr>
-            <w:tcW w:type="dxa" w:w="4933"/>
-          </w:tcPr>
-          <w:p>
-            <w:pPr>
-              <w:jc w:val="left"/>
-            </w:pPr>
-            <w:r>
-              <w:t>Polnisch — kommunikativ</w:t>
-            </w:r>
-          </w:p>
-        </w:tc>
-        <w:tc>
-          <w:tcPr>
-            <w:tcW w:type="dxa" w:w="4933"/>
-          </w:tcPr>
-          <w:p>
-            <w:pPr>
-              <w:jc w:val="left"/>
-            </w:pPr>
-            <w:r>
-              <w:t>Deutsch — B1, durch Zertifikat bestätigt</w:t>
-            </w:r>
-          </w:p>
-        </w:tc>
-      </w:tr>
-      <w:tr>
-        <w:tc>
-          <w:tcPr>
-            <w:tcW w:type="dxa" w:w="4933"/>
-          </w:tcPr>
-          <w:p>
-            <w:pPr>
-              <w:jc w:val="left"/>
-            </w:pPr>
-            <w:r>
-              <w:t>Englisch — Grundkenntnisse.</w:t>
-            </w:r>
-          </w:p>
-        </w:tc>
-        <w:tc>
-          <w:tcPr>
-            <w:tcW w:type="dxa" w:w="4933"/>
-          </w:tcPr>
-          <w:p/>
-        </w:tc>
-      </w:tr>
-    </w:tbl>
     <w:sectPr>
       <w:footerReference w:type="default" r:id="rId9"/>
       <w:pgSz w:w="11906" w:h="16838"/>

--- a/dist/assets/documents/Krystyna-Mishchenko-CV-DE.docx
+++ b/dist/assets/documents/Krystyna-Mishchenko-CV-DE.docx
@@ -435,7 +435,7 @@
               <w:jc w:val="left"/>
             </w:pPr>
             <w:r>
-              <w:t>Polnisch — kommunikativ</w:t>
+              <w:t>Deutsch — B1, durch Zertifikat bestätigt</w:t>
             </w:r>
           </w:p>
         </w:tc>
@@ -448,7 +448,7 @@
               <w:jc w:val="left"/>
             </w:pPr>
             <w:r>
-              <w:t>Deutsch — B1, durch Zertifikat bestätigt</w:t>
+              <w:t>Polnisch — kommunikativ</w:t>
             </w:r>
           </w:p>
         </w:tc>
